--- a/lessons/6-6/downloads/reveal/6.6-session-2-practice-form-b.docx
+++ b/lessons/6-6/downloads/reveal/6.6-session-2-practice-form-b.docx
@@ -15,7 +15,7 @@
         <w:rPr>
           <w:rFonts w:ascii="Avenir Next" w:hAnsi="Avenir Next" w:cs="Avenir Next" w:eastAsia="Avenir Next"/>
           <w:color w:val="1A1A1A"/>
-          <w:sz w:val="20"/>
+          <w:sz w:val="22"/>
           <w:szCs w:val="20"/>
         </w:rPr>
         <w:t xml:space="preserve">Name</w:t>
@@ -33,7 +33,7 @@
         <w:rPr>
           <w:rFonts w:ascii="Avenir Next" w:hAnsi="Avenir Next" w:cs="Avenir Next" w:eastAsia="Avenir Next"/>
           <w:color w:val="1A1A1A"/>
-          <w:sz w:val="20"/>
+          <w:sz w:val="22"/>
           <w:szCs w:val="20"/>
         </w:rPr>
         <w:t xml:space="preserve">   Date</w:t>
@@ -51,7 +51,7 @@
         <w:rPr>
           <w:rFonts w:ascii="Avenir Next" w:hAnsi="Avenir Next" w:cs="Avenir Next" w:eastAsia="Avenir Next"/>
           <w:color w:val="1A1A1A"/>
-          <w:sz w:val="20"/>
+          <w:sz w:val="22"/>
           <w:szCs w:val="20"/>
         </w:rPr>
         <w:t xml:space="preserve">   Period</w:t>
@@ -78,7 +78,7 @@
           <w:caps/>
           <w:color w:val="003A70"/>
           <w:spacing w:val="12"/>
-          <w:sz w:val="19"/>
+          <w:sz w:val="22"/>
           <w:szCs w:val="19"/>
         </w:rPr>
         <w:t xml:space="preserve">Lesson 6-6  ·  Session 2  ·  Practice  ·  Form B</w:t>
@@ -86,6 +86,7 @@
     </w:p>
     <w:p>
       <w:pPr>
+        <w:pStyle w:val="Heading1"/>
         <w:keepNext/>
         <w:spacing w:before="0" w:after="10" w:line="240" w:lineRule="auto"/>
       </w:pPr>
@@ -111,7 +112,7 @@
         <w:rPr>
           <w:rFonts w:ascii="Avenir Next" w:hAnsi="Avenir Next" w:cs="Avenir Next" w:eastAsia="Avenir Next"/>
           <w:color w:val="5A5F66"/>
-          <w:sz w:val="17"/>
+          <w:sz w:val="22"/>
           <w:szCs w:val="17"/>
         </w:rPr>
         <w:t xml:space="preserve">Learning target — I can test whether two expressions are equivalent by substituting values and by reasoning.</w:t>
@@ -128,7 +129,7 @@
     </w:p>
     <w:p>
       <w:pPr>
-        <w:spacing w:before="0" w:after="0" w:line="60" w:lineRule="auto"/>
+        <w:spacing w:before="0" w:after="0" w:line="50" w:lineRule="exact"/>
       </w:pPr>
     </w:p>
     <w:tbl>
@@ -167,6 +168,7 @@
           </w:tcPr>
           <w:p>
             <w:pPr>
+              <w:pStyle w:val="Heading2"/>
               <w:spacing w:before="0" w:after="40" w:line="264" w:lineRule="auto"/>
             </w:pPr>
             <w:r>
@@ -194,44 +196,44 @@
                 <w:rFonts w:ascii="Avenir Next" w:hAnsi="Avenir Next" w:cs="Avenir Next" w:eastAsia="Avenir Next"/>
                 <w:b/>
                 <w:color w:val="003A70"/>
+                <w:sz w:val="22"/>
+                <w:szCs w:val="18"/>
+              </w:rPr>
+              <w:t xml:space="preserve">•</w:t>
+            </w:r>
+            <w:r>
+              <w:rPr>
+                <w:rFonts w:ascii="Avenir Next" w:hAnsi="Avenir Next" w:cs="Avenir Next" w:eastAsia="Avenir Next"/>
+                <w:color w:val="1A1A1A"/>
                 <w:sz w:val="18"/>
                 <w:szCs w:val="18"/>
               </w:rPr>
-              <w:t xml:space="preserve">•</w:t>
-            </w:r>
-            <w:r>
-              <w:rPr>
-                <w:rFonts w:ascii="Avenir Next" w:hAnsi="Avenir Next" w:cs="Avenir Next" w:eastAsia="Avenir Next"/>
-                <w:color w:val="1A1A1A"/>
-                <w:sz w:val="18"/>
+              <w:tab/>
+            </w:r>
+            <w:r>
+              <w:rPr>
+                <w:rFonts w:ascii="Avenir Next" w:hAnsi="Avenir Next" w:cs="Avenir Next" w:eastAsia="Avenir Next"/>
+                <w:color w:val="1A1A1A"/>
+                <w:sz w:val="22"/>
                 <w:szCs w:val="18"/>
               </w:rPr>
-              <w:tab/>
-            </w:r>
-            <w:r>
-              <w:rPr>
-                <w:rFonts w:ascii="Avenir Next" w:hAnsi="Avenir Next" w:cs="Avenir Next" w:eastAsia="Avenir Next"/>
-                <w:color w:val="1A1A1A"/>
-                <w:sz w:val="18"/>
+              <w:t xml:space="preserve">Equivalent expressions have the </w:t>
+            </w:r>
+            <w:r>
+              <w:rPr>
+                <w:rFonts w:ascii="Avenir Next" w:hAnsi="Avenir Next" w:cs="Avenir Next" w:eastAsia="Avenir Next"/>
+                <w:b/>
+                <w:color w:val="1A1A1A"/>
+                <w:sz w:val="22"/>
                 <w:szCs w:val="18"/>
               </w:rPr>
-              <w:t xml:space="preserve">Equivalent expressions have the </w:t>
-            </w:r>
-            <w:r>
-              <w:rPr>
-                <w:rFonts w:ascii="Avenir Next" w:hAnsi="Avenir Next" w:cs="Avenir Next" w:eastAsia="Avenir Next"/>
-                <w:b/>
-                <w:color w:val="1A1A1A"/>
-                <w:sz w:val="18"/>
-                <w:szCs w:val="18"/>
-              </w:rPr>
               <w:t xml:space="preserve">same value for every</w:t>
             </w:r>
             <w:r>
               <w:rPr>
                 <w:rFonts w:ascii="Avenir Next" w:hAnsi="Avenir Next" w:cs="Avenir Next" w:eastAsia="Avenir Next"/>
                 <w:color w:val="1A1A1A"/>
-                <w:sz w:val="18"/>
+                <w:sz w:val="22"/>
                 <w:szCs w:val="18"/>
               </w:rPr>
               <w:t xml:space="preserve"> value of the variable.</w:t>
@@ -250,54 +252,54 @@
                 <w:rFonts w:ascii="Avenir Next" w:hAnsi="Avenir Next" w:cs="Avenir Next" w:eastAsia="Avenir Next"/>
                 <w:b/>
                 <w:color w:val="003A70"/>
+                <w:sz w:val="22"/>
+                <w:szCs w:val="18"/>
+              </w:rPr>
+              <w:t xml:space="preserve">•</w:t>
+            </w:r>
+            <w:r>
+              <w:rPr>
+                <w:rFonts w:ascii="Avenir Next" w:hAnsi="Avenir Next" w:cs="Avenir Next" w:eastAsia="Avenir Next"/>
+                <w:color w:val="1A1A1A"/>
                 <w:sz w:val="18"/>
                 <w:szCs w:val="18"/>
               </w:rPr>
-              <w:t xml:space="preserve">•</w:t>
-            </w:r>
-            <w:r>
-              <w:rPr>
-                <w:rFonts w:ascii="Avenir Next" w:hAnsi="Avenir Next" w:cs="Avenir Next" w:eastAsia="Avenir Next"/>
-                <w:color w:val="1A1A1A"/>
-                <w:sz w:val="18"/>
+              <w:tab/>
+            </w:r>
+            <w:r>
+              <w:rPr>
+                <w:rFonts w:ascii="Avenir Next" w:hAnsi="Avenir Next" w:cs="Avenir Next" w:eastAsia="Avenir Next"/>
+                <w:b/>
+                <w:color w:val="1A1A1A"/>
+                <w:sz w:val="22"/>
                 <w:szCs w:val="18"/>
               </w:rPr>
-              <w:tab/>
-            </w:r>
-            <w:r>
-              <w:rPr>
-                <w:rFonts w:ascii="Avenir Next" w:hAnsi="Avenir Next" w:cs="Avenir Next" w:eastAsia="Avenir Next"/>
-                <w:b/>
-                <w:color w:val="1A1A1A"/>
-                <w:sz w:val="18"/>
+              <w:t xml:space="preserve">Test</w:t>
+            </w:r>
+            <w:r>
+              <w:rPr>
+                <w:rFonts w:ascii="Avenir Next" w:hAnsi="Avenir Next" w:cs="Avenir Next" w:eastAsia="Avenir Next"/>
+                <w:color w:val="1A1A1A"/>
+                <w:sz w:val="22"/>
                 <w:szCs w:val="18"/>
               </w:rPr>
-              <w:t xml:space="preserve">Test</w:t>
-            </w:r>
-            <w:r>
-              <w:rPr>
-                <w:rFonts w:ascii="Avenir Next" w:hAnsi="Avenir Next" w:cs="Avenir Next" w:eastAsia="Avenir Next"/>
-                <w:color w:val="1A1A1A"/>
-                <w:sz w:val="18"/>
+              <w:t xml:space="preserve"> with the same value in both. One value with different results proves they are </w:t>
+            </w:r>
+            <w:r>
+              <w:rPr>
+                <w:rFonts w:ascii="Avenir Next" w:hAnsi="Avenir Next" w:cs="Avenir Next" w:eastAsia="Avenir Next"/>
+                <w:b/>
+                <w:color w:val="1A1A1A"/>
+                <w:sz w:val="22"/>
                 <w:szCs w:val="18"/>
               </w:rPr>
-              <w:t xml:space="preserve"> with the same value in both. One value with different results proves they are </w:t>
-            </w:r>
-            <w:r>
-              <w:rPr>
-                <w:rFonts w:ascii="Avenir Next" w:hAnsi="Avenir Next" w:cs="Avenir Next" w:eastAsia="Avenir Next"/>
-                <w:b/>
-                <w:color w:val="1A1A1A"/>
-                <w:sz w:val="18"/>
-                <w:szCs w:val="18"/>
-              </w:rPr>
               <w:t xml:space="preserve">not</w:t>
             </w:r>
             <w:r>
               <w:rPr>
                 <w:rFonts w:ascii="Avenir Next" w:hAnsi="Avenir Next" w:cs="Avenir Next" w:eastAsia="Avenir Next"/>
                 <w:color w:val="1A1A1A"/>
-                <w:sz w:val="18"/>
+                <w:sz w:val="22"/>
                 <w:szCs w:val="18"/>
               </w:rPr>
               <w:t xml:space="preserve"> equivalent.</w:t>
@@ -316,44 +318,44 @@
                 <w:rFonts w:ascii="Avenir Next" w:hAnsi="Avenir Next" w:cs="Avenir Next" w:eastAsia="Avenir Next"/>
                 <w:b/>
                 <w:color w:val="003A70"/>
+                <w:sz w:val="22"/>
+                <w:szCs w:val="18"/>
+              </w:rPr>
+              <w:t xml:space="preserve">•</w:t>
+            </w:r>
+            <w:r>
+              <w:rPr>
+                <w:rFonts w:ascii="Avenir Next" w:hAnsi="Avenir Next" w:cs="Avenir Next" w:eastAsia="Avenir Next"/>
+                <w:color w:val="1A1A1A"/>
                 <w:sz w:val="18"/>
                 <w:szCs w:val="18"/>
               </w:rPr>
-              <w:t xml:space="preserve">•</w:t>
-            </w:r>
-            <w:r>
-              <w:rPr>
-                <w:rFonts w:ascii="Avenir Next" w:hAnsi="Avenir Next" w:cs="Avenir Next" w:eastAsia="Avenir Next"/>
-                <w:color w:val="1A1A1A"/>
-                <w:sz w:val="18"/>
+              <w:tab/>
+            </w:r>
+            <w:r>
+              <w:rPr>
+                <w:rFonts w:ascii="Avenir Next" w:hAnsi="Avenir Next" w:cs="Avenir Next" w:eastAsia="Avenir Next"/>
+                <w:color w:val="1A1A1A"/>
+                <w:sz w:val="22"/>
                 <w:szCs w:val="18"/>
               </w:rPr>
-              <w:tab/>
-            </w:r>
-            <w:r>
-              <w:rPr>
-                <w:rFonts w:ascii="Avenir Next" w:hAnsi="Avenir Next" w:cs="Avenir Next" w:eastAsia="Avenir Next"/>
-                <w:color w:val="1A1A1A"/>
-                <w:sz w:val="18"/>
+              <w:t xml:space="preserve">Matching values do not prove it. </w:t>
+            </w:r>
+            <w:r>
+              <w:rPr>
+                <w:rFonts w:ascii="Avenir Next" w:hAnsi="Avenir Next" w:cs="Avenir Next" w:eastAsia="Avenir Next"/>
+                <w:b/>
+                <w:color w:val="1A1A1A"/>
+                <w:sz w:val="22"/>
                 <w:szCs w:val="18"/>
               </w:rPr>
-              <w:t xml:space="preserve">Matching values do not prove it. </w:t>
-            </w:r>
-            <w:r>
-              <w:rPr>
-                <w:rFonts w:ascii="Avenir Next" w:hAnsi="Avenir Next" w:cs="Avenir Next" w:eastAsia="Avenir Next"/>
-                <w:b/>
-                <w:color w:val="1A1A1A"/>
-                <w:sz w:val="18"/>
-                <w:szCs w:val="18"/>
-              </w:rPr>
               <w:t xml:space="preserve">Justify</w:t>
             </w:r>
             <w:r>
               <w:rPr>
                 <w:rFonts w:ascii="Avenir Next" w:hAnsi="Avenir Next" w:cs="Avenir Next" w:eastAsia="Avenir Next"/>
                 <w:color w:val="1A1A1A"/>
-                <w:sz w:val="18"/>
+                <w:sz w:val="22"/>
                 <w:szCs w:val="18"/>
               </w:rPr>
               <w:t xml:space="preserve"> with properties, like the Distributive Property.</w:t>
@@ -368,6 +370,7 @@
           </w:tcPr>
           <w:p>
             <w:pPr>
+              <w:pStyle w:val="Heading2"/>
               <w:spacing w:before="0" w:after="40" w:line="264" w:lineRule="auto"/>
             </w:pPr>
             <w:r>
@@ -390,7 +393,7 @@
               <w:rPr>
                 <w:rFonts w:ascii="Avenir Next" w:hAnsi="Avenir Next" w:cs="Avenir Next" w:eastAsia="Avenir Next"/>
                 <w:color w:val="1A1A1A"/>
-                <w:sz w:val="17"/>
+                <w:sz w:val="22"/>
                 <w:szCs w:val="17"/>
               </w:rPr>
               <w:t xml:space="preserve">Are 4(</w:t>
@@ -400,7 +403,7 @@
                 <w:rFonts w:ascii="Avenir Next" w:hAnsi="Avenir Next" w:cs="Avenir Next" w:eastAsia="Avenir Next"/>
                 <w:i/>
                 <w:color w:val="1A1A1A"/>
-                <w:sz w:val="17"/>
+                <w:sz w:val="22"/>
                 <w:szCs w:val="17"/>
               </w:rPr>
               <w:t xml:space="preserve">n</w:t>
@@ -409,7 +412,7 @@
               <w:rPr>
                 <w:rFonts w:ascii="Avenir Next" w:hAnsi="Avenir Next" w:cs="Avenir Next" w:eastAsia="Avenir Next"/>
                 <w:color w:val="1A1A1A"/>
-                <w:sz w:val="17"/>
+                <w:sz w:val="22"/>
                 <w:szCs w:val="17"/>
               </w:rPr>
               <w:t xml:space="preserve"> + 3) and 4</w:t>
@@ -419,7 +422,7 @@
                 <w:rFonts w:ascii="Avenir Next" w:hAnsi="Avenir Next" w:cs="Avenir Next" w:eastAsia="Avenir Next"/>
                 <w:i/>
                 <w:color w:val="1A1A1A"/>
-                <w:sz w:val="17"/>
+                <w:sz w:val="22"/>
                 <w:szCs w:val="17"/>
               </w:rPr>
               <w:t xml:space="preserve">n</w:t>
@@ -428,7 +431,7 @@
               <w:rPr>
                 <w:rFonts w:ascii="Avenir Next" w:hAnsi="Avenir Next" w:cs="Avenir Next" w:eastAsia="Avenir Next"/>
                 <w:color w:val="1A1A1A"/>
-                <w:sz w:val="17"/>
+                <w:sz w:val="22"/>
                 <w:szCs w:val="17"/>
               </w:rPr>
               <w:t xml:space="preserve"> + 12 equivalent?</w:t>
@@ -447,44 +450,44 @@
                 <w:rFonts w:ascii="Avenir Next" w:hAnsi="Avenir Next" w:cs="Avenir Next" w:eastAsia="Avenir Next"/>
                 <w:b/>
                 <w:color w:val="003A70"/>
+                <w:sz w:val="22"/>
+                <w:szCs w:val="17"/>
+              </w:rPr>
+              <w:t xml:space="preserve">Step 1</w:t>
+            </w:r>
+            <w:r>
+              <w:rPr>
+                <w:rFonts w:ascii="Avenir Next" w:hAnsi="Avenir Next" w:cs="Avenir Next" w:eastAsia="Avenir Next"/>
+                <w:color w:val="1A1A1A"/>
                 <w:sz w:val="17"/>
                 <w:szCs w:val="17"/>
               </w:rPr>
-              <w:t xml:space="preserve">Step 1</w:t>
-            </w:r>
-            <w:r>
-              <w:rPr>
-                <w:rFonts w:ascii="Avenir Next" w:hAnsi="Avenir Next" w:cs="Avenir Next" w:eastAsia="Avenir Next"/>
-                <w:color w:val="1A1A1A"/>
-                <w:sz w:val="17"/>
+              <w:tab/>
+            </w:r>
+            <w:r>
+              <w:rPr>
+                <w:rFonts w:ascii="Avenir Next" w:hAnsi="Avenir Next" w:cs="Avenir Next" w:eastAsia="Avenir Next"/>
+                <w:color w:val="1A1A1A"/>
+                <w:sz w:val="22"/>
                 <w:szCs w:val="17"/>
               </w:rPr>
-              <w:tab/>
-            </w:r>
-            <w:r>
-              <w:rPr>
-                <w:rFonts w:ascii="Avenir Next" w:hAnsi="Avenir Next" w:cs="Avenir Next" w:eastAsia="Avenir Next"/>
-                <w:color w:val="1A1A1A"/>
-                <w:sz w:val="17"/>
+              <w:t xml:space="preserve">Test </w:t>
+            </w:r>
+            <w:r>
+              <w:rPr>
+                <w:rFonts w:ascii="Avenir Next" w:hAnsi="Avenir Next" w:cs="Avenir Next" w:eastAsia="Avenir Next"/>
+                <w:i/>
+                <w:color w:val="1A1A1A"/>
+                <w:sz w:val="22"/>
                 <w:szCs w:val="17"/>
               </w:rPr>
-              <w:t xml:space="preserve">Test </w:t>
-            </w:r>
-            <w:r>
-              <w:rPr>
-                <w:rFonts w:ascii="Avenir Next" w:hAnsi="Avenir Next" w:cs="Avenir Next" w:eastAsia="Avenir Next"/>
-                <w:i/>
-                <w:color w:val="1A1A1A"/>
-                <w:sz w:val="17"/>
-                <w:szCs w:val="17"/>
-              </w:rPr>
               <w:t xml:space="preserve">n</w:t>
             </w:r>
             <w:r>
               <w:rPr>
                 <w:rFonts w:ascii="Avenir Next" w:hAnsi="Avenir Next" w:cs="Avenir Next" w:eastAsia="Avenir Next"/>
                 <w:color w:val="1A1A1A"/>
-                <w:sz w:val="17"/>
+                <w:sz w:val="22"/>
                 <w:szCs w:val="17"/>
               </w:rPr>
               <w:t xml:space="preserve"> = 2: 4(2 + 3) = 20 and 4 × 2 + 12 = 20.</w:t>
@@ -503,25 +506,25 @@
                 <w:rFonts w:ascii="Avenir Next" w:hAnsi="Avenir Next" w:cs="Avenir Next" w:eastAsia="Avenir Next"/>
                 <w:b/>
                 <w:color w:val="003A70"/>
+                <w:sz w:val="22"/>
+                <w:szCs w:val="17"/>
+              </w:rPr>
+              <w:t xml:space="preserve">Step 2</w:t>
+            </w:r>
+            <w:r>
+              <w:rPr>
+                <w:rFonts w:ascii="Avenir Next" w:hAnsi="Avenir Next" w:cs="Avenir Next" w:eastAsia="Avenir Next"/>
+                <w:color w:val="1A1A1A"/>
                 <w:sz w:val="17"/>
                 <w:szCs w:val="17"/>
               </w:rPr>
-              <w:t xml:space="preserve">Step 2</w:t>
-            </w:r>
-            <w:r>
-              <w:rPr>
-                <w:rFonts w:ascii="Avenir Next" w:hAnsi="Avenir Next" w:cs="Avenir Next" w:eastAsia="Avenir Next"/>
-                <w:color w:val="1A1A1A"/>
-                <w:sz w:val="17"/>
-                <w:szCs w:val="17"/>
-              </w:rPr>
               <w:tab/>
             </w:r>
             <w:r>
               <w:rPr>
                 <w:rFonts w:ascii="Avenir Next" w:hAnsi="Avenir Next" w:cs="Avenir Next" w:eastAsia="Avenir Next"/>
                 <w:color w:val="1A1A1A"/>
-                <w:sz w:val="17"/>
+                <w:sz w:val="22"/>
                 <w:szCs w:val="17"/>
               </w:rPr>
               <w:t xml:space="preserve">One match is not proof, so use a property.</w:t>
@@ -540,35 +543,54 @@
                 <w:rFonts w:ascii="Avenir Next" w:hAnsi="Avenir Next" w:cs="Avenir Next" w:eastAsia="Avenir Next"/>
                 <w:b/>
                 <w:color w:val="003A70"/>
+                <w:sz w:val="22"/>
+                <w:szCs w:val="17"/>
+              </w:rPr>
+              <w:t xml:space="preserve">Step 3</w:t>
+            </w:r>
+            <w:r>
+              <w:rPr>
+                <w:rFonts w:ascii="Avenir Next" w:hAnsi="Avenir Next" w:cs="Avenir Next" w:eastAsia="Avenir Next"/>
+                <w:color w:val="1A1A1A"/>
                 <w:sz w:val="17"/>
                 <w:szCs w:val="17"/>
               </w:rPr>
-              <w:t xml:space="preserve">Step 3</w:t>
-            </w:r>
-            <w:r>
-              <w:rPr>
-                <w:rFonts w:ascii="Avenir Next" w:hAnsi="Avenir Next" w:cs="Avenir Next" w:eastAsia="Avenir Next"/>
-                <w:color w:val="1A1A1A"/>
-                <w:sz w:val="17"/>
+              <w:tab/>
+            </w:r>
+            <w:r>
+              <w:rPr>
+                <w:rFonts w:ascii="Avenir Next" w:hAnsi="Avenir Next" w:cs="Avenir Next" w:eastAsia="Avenir Next"/>
+                <w:color w:val="1A1A1A"/>
+                <w:sz w:val="22"/>
                 <w:szCs w:val="17"/>
               </w:rPr>
-              <w:tab/>
-            </w:r>
-            <w:r>
-              <w:rPr>
-                <w:rFonts w:ascii="Avenir Next" w:hAnsi="Avenir Next" w:cs="Avenir Next" w:eastAsia="Avenir Next"/>
-                <w:color w:val="1A1A1A"/>
-                <w:sz w:val="17"/>
+              <w:t xml:space="preserve">Distributive Property: 4(</w:t>
+            </w:r>
+            <w:r>
+              <w:rPr>
+                <w:rFonts w:ascii="Avenir Next" w:hAnsi="Avenir Next" w:cs="Avenir Next" w:eastAsia="Avenir Next"/>
+                <w:i/>
+                <w:color w:val="1A1A1A"/>
+                <w:sz w:val="22"/>
                 <w:szCs w:val="17"/>
               </w:rPr>
-              <w:t xml:space="preserve">Distributive Property: 4(</w:t>
+              <w:t xml:space="preserve">n</w:t>
+            </w:r>
+            <w:r>
+              <w:rPr>
+                <w:rFonts w:ascii="Avenir Next" w:hAnsi="Avenir Next" w:cs="Avenir Next" w:eastAsia="Avenir Next"/>
+                <w:color w:val="1A1A1A"/>
+                <w:sz w:val="22"/>
+                <w:szCs w:val="17"/>
+              </w:rPr>
+              <w:t xml:space="preserve"> + 3) = 4</w:t>
             </w:r>
             <w:r>
               <w:rPr>
                 <w:rFonts w:ascii="Avenir Next" w:hAnsi="Avenir Next" w:cs="Avenir Next" w:eastAsia="Avenir Next"/>
                 <w:i/>
                 <w:color w:val="1A1A1A"/>
-                <w:sz w:val="17"/>
+                <w:sz w:val="22"/>
                 <w:szCs w:val="17"/>
               </w:rPr>
               <w:t xml:space="preserve">n</w:t>
@@ -577,17 +599,17 @@
               <w:rPr>
                 <w:rFonts w:ascii="Avenir Next" w:hAnsi="Avenir Next" w:cs="Avenir Next" w:eastAsia="Avenir Next"/>
                 <w:color w:val="1A1A1A"/>
-                <w:sz w:val="17"/>
+                <w:sz w:val="22"/>
                 <w:szCs w:val="17"/>
               </w:rPr>
-              <w:t xml:space="preserve"> + 3) = 4</w:t>
+              <w:t xml:space="preserve"> + 4 × 3 = 4</w:t>
             </w:r>
             <w:r>
               <w:rPr>
                 <w:rFonts w:ascii="Avenir Next" w:hAnsi="Avenir Next" w:cs="Avenir Next" w:eastAsia="Avenir Next"/>
                 <w:i/>
                 <w:color w:val="1A1A1A"/>
-                <w:sz w:val="17"/>
+                <w:sz w:val="22"/>
                 <w:szCs w:val="17"/>
               </w:rPr>
               <w:t xml:space="preserve">n</w:t>
@@ -596,26 +618,7 @@
               <w:rPr>
                 <w:rFonts w:ascii="Avenir Next" w:hAnsi="Avenir Next" w:cs="Avenir Next" w:eastAsia="Avenir Next"/>
                 <w:color w:val="1A1A1A"/>
-                <w:sz w:val="17"/>
-                <w:szCs w:val="17"/>
-              </w:rPr>
-              <w:t xml:space="preserve"> + 4 × 3 = 4</w:t>
-            </w:r>
-            <w:r>
-              <w:rPr>
-                <w:rFonts w:ascii="Avenir Next" w:hAnsi="Avenir Next" w:cs="Avenir Next" w:eastAsia="Avenir Next"/>
-                <w:i/>
-                <w:color w:val="1A1A1A"/>
-                <w:sz w:val="17"/>
-                <w:szCs w:val="17"/>
-              </w:rPr>
-              <w:t xml:space="preserve">n</w:t>
-            </w:r>
-            <w:r>
-              <w:rPr>
-                <w:rFonts w:ascii="Avenir Next" w:hAnsi="Avenir Next" w:cs="Avenir Next" w:eastAsia="Avenir Next"/>
-                <w:color w:val="1A1A1A"/>
-                <w:sz w:val="17"/>
+                <w:sz w:val="22"/>
                 <w:szCs w:val="17"/>
               </w:rPr>
               <w:t xml:space="preserve"> + 12.</w:t>
@@ -634,18 +637,18 @@
                 <w:rFonts w:ascii="Avenir Next" w:hAnsi="Avenir Next" w:cs="Avenir Next" w:eastAsia="Avenir Next"/>
                 <w:b/>
                 <w:color w:val="1A1A1A"/>
+                <w:sz w:val="22"/>
+                <w:szCs w:val="17"/>
+              </w:rPr>
+              <w:t xml:space="preserve">Answer</w:t>
+            </w:r>
+            <w:r>
+              <w:rPr>
+                <w:rFonts w:ascii="Avenir Next" w:hAnsi="Avenir Next" w:cs="Avenir Next" w:eastAsia="Avenir Next"/>
+                <w:color w:val="1A1A1A"/>
                 <w:sz w:val="17"/>
                 <w:szCs w:val="17"/>
               </w:rPr>
-              <w:t xml:space="preserve">Answer</w:t>
-            </w:r>
-            <w:r>
-              <w:rPr>
-                <w:rFonts w:ascii="Avenir Next" w:hAnsi="Avenir Next" w:cs="Avenir Next" w:eastAsia="Avenir Next"/>
-                <w:color w:val="1A1A1A"/>
-                <w:sz w:val="17"/>
-                <w:szCs w:val="17"/>
-              </w:rPr>
               <w:tab/>
             </w:r>
             <w:r>
@@ -653,7 +656,7 @@
                 <w:rFonts w:ascii="Avenir Next" w:hAnsi="Avenir Next" w:cs="Avenir Next" w:eastAsia="Avenir Next"/>
                 <w:b/>
                 <w:color w:val="1A1A1A"/>
-                <w:sz w:val="17"/>
+                <w:sz w:val="22"/>
                 <w:szCs w:val="17"/>
               </w:rPr>
               <w:t xml:space="preserve">Yes, equivalent</w:t>
@@ -682,7 +685,7 @@
           <w:rFonts w:ascii="Avenir Next" w:hAnsi="Avenir Next" w:cs="Avenir Next" w:eastAsia="Avenir Next"/>
           <w:b/>
           <w:color w:val="1A1A1A"/>
-          <w:sz w:val="17"/>
+          <w:sz w:val="22"/>
           <w:szCs w:val="17"/>
         </w:rPr>
         <w:t xml:space="preserve">equivalent expressions</w:t>
@@ -692,7 +695,7 @@
           <w:rFonts w:ascii="Avenir Next" w:hAnsi="Avenir Next" w:cs="Avenir Next" w:eastAsia="Avenir Next"/>
           <w:i/>
           <w:color w:val="5A5F66"/>
-          <w:sz w:val="17"/>
+          <w:sz w:val="22"/>
           <w:szCs w:val="17"/>
         </w:rPr>
         <w:t xml:space="preserve"> (expresiones equivalentes)</w:t>
@@ -701,7 +704,7 @@
         <w:rPr>
           <w:rFonts w:ascii="Avenir Next" w:hAnsi="Avenir Next" w:cs="Avenir Next" w:eastAsia="Avenir Next"/>
           <w:color w:val="5A5F66"/>
-          <w:sz w:val="17"/>
+          <w:sz w:val="22"/>
           <w:szCs w:val="17"/>
         </w:rPr>
         <w:t xml:space="preserve">   ·   </w:t>
@@ -711,7 +714,7 @@
           <w:rFonts w:ascii="Avenir Next" w:hAnsi="Avenir Next" w:cs="Avenir Next" w:eastAsia="Avenir Next"/>
           <w:b/>
           <w:color w:val="1A1A1A"/>
-          <w:sz w:val="17"/>
+          <w:sz w:val="22"/>
           <w:szCs w:val="17"/>
         </w:rPr>
         <w:t xml:space="preserve">counterexample</w:t>
@@ -721,7 +724,7 @@
           <w:rFonts w:ascii="Avenir Next" w:hAnsi="Avenir Next" w:cs="Avenir Next" w:eastAsia="Avenir Next"/>
           <w:i/>
           <w:color w:val="5A5F66"/>
-          <w:sz w:val="17"/>
+          <w:sz w:val="22"/>
           <w:szCs w:val="17"/>
         </w:rPr>
         <w:t xml:space="preserve"> (contraejemplo)</w:t>
@@ -730,7 +733,7 @@
         <w:rPr>
           <w:rFonts w:ascii="Avenir Next" w:hAnsi="Avenir Next" w:cs="Avenir Next" w:eastAsia="Avenir Next"/>
           <w:color w:val="5A5F66"/>
-          <w:sz w:val="17"/>
+          <w:sz w:val="22"/>
           <w:szCs w:val="17"/>
         </w:rPr>
         <w:t xml:space="preserve">   ·   </w:t>
@@ -740,7 +743,7 @@
           <w:rFonts w:ascii="Avenir Next" w:hAnsi="Avenir Next" w:cs="Avenir Next" w:eastAsia="Avenir Next"/>
           <w:b/>
           <w:color w:val="1A1A1A"/>
-          <w:sz w:val="17"/>
+          <w:sz w:val="22"/>
           <w:szCs w:val="17"/>
         </w:rPr>
         <w:t xml:space="preserve">Distributive Property</w:t>
@@ -750,7 +753,7 @@
           <w:rFonts w:ascii="Avenir Next" w:hAnsi="Avenir Next" w:cs="Avenir Next" w:eastAsia="Avenir Next"/>
           <w:i/>
           <w:color w:val="5A5F66"/>
-          <w:sz w:val="17"/>
+          <w:sz w:val="22"/>
           <w:szCs w:val="17"/>
         </w:rPr>
         <w:t xml:space="preserve"> (propiedad distributiva)</w:t>
@@ -759,7 +762,7 @@
         <w:rPr>
           <w:rFonts w:ascii="Avenir Next" w:hAnsi="Avenir Next" w:cs="Avenir Next" w:eastAsia="Avenir Next"/>
           <w:color w:val="5A5F66"/>
-          <w:sz w:val="17"/>
+          <w:sz w:val="22"/>
           <w:szCs w:val="17"/>
         </w:rPr>
         <w:t xml:space="preserve">   ·   </w:t>
@@ -769,7 +772,7 @@
           <w:rFonts w:ascii="Avenir Next" w:hAnsi="Avenir Next" w:cs="Avenir Next" w:eastAsia="Avenir Next"/>
           <w:b/>
           <w:color w:val="1A1A1A"/>
-          <w:sz w:val="17"/>
+          <w:sz w:val="22"/>
           <w:szCs w:val="17"/>
         </w:rPr>
         <w:t xml:space="preserve">Commutative Property</w:t>
@@ -779,7 +782,7 @@
           <w:rFonts w:ascii="Avenir Next" w:hAnsi="Avenir Next" w:cs="Avenir Next" w:eastAsia="Avenir Next"/>
           <w:i/>
           <w:color w:val="5A5F66"/>
-          <w:sz w:val="17"/>
+          <w:sz w:val="22"/>
           <w:szCs w:val="17"/>
         </w:rPr>
         <w:t xml:space="preserve"> (propiedad conmutativa)</w:t>
@@ -787,6 +790,7 @@
     </w:p>
     <w:p>
       <w:pPr>
+        <w:pStyle w:val="Heading2"/>
         <w:keepNext/>
         <w:pBdr>
           <w:bottom w:val="single" w:sz="8" w:space="3" w:color="003A70"/>
@@ -802,7 +806,7 @@
           <w:b/>
           <w:color w:val="003A70"/>
           <w:spacing w:val="14"/>
-          <w:sz w:val="19"/>
+          <w:sz w:val="22"/>
           <w:szCs w:val="19"/>
         </w:rPr>
         <w:t xml:space="preserve">PRACTICE</w:t>
@@ -821,7 +825,7 @@
           <w:rFonts w:ascii="Avenir Next" w:hAnsi="Avenir Next" w:cs="Avenir Next" w:eastAsia="Avenir Next"/>
           <w:i/>
           <w:color w:val="5A5F66"/>
-          <w:sz w:val="17"/>
+          <w:sz w:val="22"/>
           <w:szCs w:val="17"/>
         </w:rPr>
         <w:t xml:space="preserve">show your work · label units</w:t>
@@ -829,7 +833,7 @@
     </w:p>
     <w:p>
       <w:pPr>
-        <w:spacing w:before="0" w:after="0" w:line="20" w:lineRule="exact"/>
+        <w:spacing w:before="0" w:after="0" w:line="50" w:lineRule="exact"/>
       </w:pPr>
     </w:p>
     <w:tbl>
@@ -879,25 +883,25 @@
                 <w:rFonts w:ascii="Avenir Next" w:hAnsi="Avenir Next" w:cs="Avenir Next" w:eastAsia="Avenir Next"/>
                 <w:b/>
                 <w:color w:val="1A1A1A"/>
+                <w:sz w:val="22"/>
+                <w:szCs w:val="20"/>
+              </w:rPr>
+              <w:t xml:space="preserve">1.</w:t>
+            </w:r>
+            <w:r>
+              <w:rPr>
+                <w:rFonts w:ascii="Avenir Next" w:hAnsi="Avenir Next" w:cs="Avenir Next" w:eastAsia="Avenir Next"/>
+                <w:color w:val="1A1A1A"/>
                 <w:sz w:val="20"/>
                 <w:szCs w:val="20"/>
               </w:rPr>
-              <w:t xml:space="preserve">1.</w:t>
-            </w:r>
-            <w:r>
-              <w:rPr>
-                <w:rFonts w:ascii="Avenir Next" w:hAnsi="Avenir Next" w:cs="Avenir Next" w:eastAsia="Avenir Next"/>
-                <w:color w:val="1A1A1A"/>
-                <w:sz w:val="20"/>
-                <w:szCs w:val="20"/>
-              </w:rPr>
               <w:tab/>
             </w:r>
             <w:r>
               <w:rPr>
                 <w:rFonts w:ascii="Avenir Next" w:hAnsi="Avenir Next" w:cs="Avenir Next" w:eastAsia="Avenir Next"/>
                 <w:color w:val="1A1A1A"/>
-                <w:sz w:val="20"/>
+                <w:sz w:val="22"/>
                 <w:szCs w:val="20"/>
               </w:rPr>
               <w:t xml:space="preserve">Evaluate each expression when </w:t>
@@ -907,7 +911,7 @@
                 <w:rFonts w:ascii="Avenir Next" w:hAnsi="Avenir Next" w:cs="Avenir Next" w:eastAsia="Avenir Next"/>
                 <w:i/>
                 <w:color w:val="1A1A1A"/>
-                <w:sz w:val="20"/>
+                <w:sz w:val="22"/>
                 <w:szCs w:val="20"/>
               </w:rPr>
               <w:t xml:space="preserve">y</w:t>
@@ -916,7 +920,7 @@
               <w:rPr>
                 <w:rFonts w:ascii="Avenir Next" w:hAnsi="Avenir Next" w:cs="Avenir Next" w:eastAsia="Avenir Next"/>
                 <w:color w:val="1A1A1A"/>
-                <w:sz w:val="20"/>
+                <w:sz w:val="22"/>
                 <w:szCs w:val="20"/>
               </w:rPr>
               <w:t xml:space="preserve"> = 6. Which two might be equivalent?</w:t>
@@ -972,7 +976,7 @@
                       <w:rFonts w:ascii="Avenir Next" w:hAnsi="Avenir Next" w:cs="Avenir Next" w:eastAsia="Avenir Next"/>
                       <w:b/>
                       <w:color w:val="003A70"/>
-                      <w:sz w:val="20"/>
+                      <w:sz w:val="22"/>
                       <w:szCs w:val="20"/>
                     </w:rPr>
                     <w:t xml:space="preserve">a.</w:t>
@@ -990,7 +994,7 @@
                     <w:rPr>
                       <w:rFonts w:ascii="Avenir Next" w:hAnsi="Avenir Next" w:cs="Avenir Next" w:eastAsia="Avenir Next"/>
                       <w:color w:val="1A1A1A"/>
-                      <w:sz w:val="20"/>
+                      <w:sz w:val="22"/>
                       <w:szCs w:val="20"/>
                     </w:rPr>
                     <w:t xml:space="preserve">4(</w:t>
@@ -1000,7 +1004,7 @@
                       <w:rFonts w:ascii="Avenir Next" w:hAnsi="Avenir Next" w:cs="Avenir Next" w:eastAsia="Avenir Next"/>
                       <w:i/>
                       <w:color w:val="1A1A1A"/>
-                      <w:sz w:val="20"/>
+                      <w:sz w:val="22"/>
                       <w:szCs w:val="20"/>
                     </w:rPr>
                     <w:t xml:space="preserve">y</w:t>
@@ -1009,7 +1013,7 @@
                     <w:rPr>
                       <w:rFonts w:ascii="Avenir Next" w:hAnsi="Avenir Next" w:cs="Avenir Next" w:eastAsia="Avenir Next"/>
                       <w:color w:val="1A1A1A"/>
-                      <w:sz w:val="20"/>
+                      <w:sz w:val="22"/>
                       <w:szCs w:val="20"/>
                     </w:rPr>
                     <w:t xml:space="preserve"> + 3) =</w:t>
@@ -1053,7 +1057,7 @@
                       <w:rFonts w:ascii="Avenir Next" w:hAnsi="Avenir Next" w:cs="Avenir Next" w:eastAsia="Avenir Next"/>
                       <w:b/>
                       <w:color w:val="003A70"/>
-                      <w:sz w:val="20"/>
+                      <w:sz w:val="22"/>
                       <w:szCs w:val="20"/>
                     </w:rPr>
                     <w:t xml:space="preserve">b.</w:t>
@@ -1071,7 +1075,7 @@
                     <w:rPr>
                       <w:rFonts w:ascii="Avenir Next" w:hAnsi="Avenir Next" w:cs="Avenir Next" w:eastAsia="Avenir Next"/>
                       <w:color w:val="1A1A1A"/>
-                      <w:sz w:val="20"/>
+                      <w:sz w:val="22"/>
                       <w:szCs w:val="20"/>
                     </w:rPr>
                     <w:t xml:space="preserve">4</w:t>
@@ -1081,7 +1085,7 @@
                       <w:rFonts w:ascii="Avenir Next" w:hAnsi="Avenir Next" w:cs="Avenir Next" w:eastAsia="Avenir Next"/>
                       <w:i/>
                       <w:color w:val="1A1A1A"/>
-                      <w:sz w:val="20"/>
+                      <w:sz w:val="22"/>
                       <w:szCs w:val="20"/>
                     </w:rPr>
                     <w:t xml:space="preserve">y</w:t>
@@ -1090,7 +1094,7 @@
                     <w:rPr>
                       <w:rFonts w:ascii="Avenir Next" w:hAnsi="Avenir Next" w:cs="Avenir Next" w:eastAsia="Avenir Next"/>
                       <w:color w:val="1A1A1A"/>
-                      <w:sz w:val="20"/>
+                      <w:sz w:val="22"/>
                       <w:szCs w:val="20"/>
                     </w:rPr>
                     <w:t xml:space="preserve"> + 12 =</w:t>
@@ -1134,7 +1138,7 @@
                       <w:rFonts w:ascii="Avenir Next" w:hAnsi="Avenir Next" w:cs="Avenir Next" w:eastAsia="Avenir Next"/>
                       <w:b/>
                       <w:color w:val="003A70"/>
-                      <w:sz w:val="20"/>
+                      <w:sz w:val="22"/>
                       <w:szCs w:val="20"/>
                     </w:rPr>
                     <w:t xml:space="preserve">c.</w:t>
@@ -1152,7 +1156,7 @@
                     <w:rPr>
                       <w:rFonts w:ascii="Avenir Next" w:hAnsi="Avenir Next" w:cs="Avenir Next" w:eastAsia="Avenir Next"/>
                       <w:color w:val="1A1A1A"/>
-                      <w:sz w:val="20"/>
+                      <w:sz w:val="22"/>
                       <w:szCs w:val="20"/>
                     </w:rPr>
                     <w:t xml:space="preserve">4</w:t>
@@ -1162,7 +1166,7 @@
                       <w:rFonts w:ascii="Avenir Next" w:hAnsi="Avenir Next" w:cs="Avenir Next" w:eastAsia="Avenir Next"/>
                       <w:i/>
                       <w:color w:val="1A1A1A"/>
-                      <w:sz w:val="20"/>
+                      <w:sz w:val="22"/>
                       <w:szCs w:val="20"/>
                     </w:rPr>
                     <w:t xml:space="preserve">y</w:t>
@@ -1171,7 +1175,7 @@
                     <w:rPr>
                       <w:rFonts w:ascii="Avenir Next" w:hAnsi="Avenir Next" w:cs="Avenir Next" w:eastAsia="Avenir Next"/>
                       <w:color w:val="1A1A1A"/>
-                      <w:sz w:val="20"/>
+                      <w:sz w:val="22"/>
                       <w:szCs w:val="20"/>
                     </w:rPr>
                     <w:t xml:space="preserve"> + 3 =</w:t>
@@ -1201,7 +1205,7 @@
           </w:tbl>
           <w:p>
             <w:pPr>
-              <w:spacing w:before="0" w:after="0" w:line="24" w:lineRule="auto"/>
+              <w:spacing w:before="0" w:after="0" w:line="50" w:lineRule="exact"/>
             </w:pPr>
           </w:p>
         </w:tc>
@@ -1209,12 +1213,12 @@
     </w:tbl>
     <w:p>
       <w:pPr>
-        <w:spacing w:before="0" w:after="0" w:line="20" w:lineRule="exact"/>
+        <w:spacing w:before="0" w:after="0" w:line="50" w:lineRule="exact"/>
       </w:pPr>
     </w:p>
     <w:p>
       <w:pPr>
-        <w:spacing w:before="0" w:after="0" w:line="20" w:lineRule="exact"/>
+        <w:spacing w:before="0" w:after="0" w:line="50" w:lineRule="exact"/>
       </w:pPr>
     </w:p>
     <w:tbl>
@@ -1264,18 +1268,18 @@
                 <w:rFonts w:ascii="Avenir Next" w:hAnsi="Avenir Next" w:cs="Avenir Next" w:eastAsia="Avenir Next"/>
                 <w:b/>
                 <w:color w:val="1A1A1A"/>
+                <w:sz w:val="22"/>
+                <w:szCs w:val="20"/>
+              </w:rPr>
+              <w:t xml:space="preserve">2.</w:t>
+            </w:r>
+            <w:r>
+              <w:rPr>
+                <w:rFonts w:ascii="Avenir Next" w:hAnsi="Avenir Next" w:cs="Avenir Next" w:eastAsia="Avenir Next"/>
+                <w:color w:val="1A1A1A"/>
                 <w:sz w:val="20"/>
                 <w:szCs w:val="20"/>
               </w:rPr>
-              <w:t xml:space="preserve">2.</w:t>
-            </w:r>
-            <w:r>
-              <w:rPr>
-                <w:rFonts w:ascii="Avenir Next" w:hAnsi="Avenir Next" w:cs="Avenir Next" w:eastAsia="Avenir Next"/>
-                <w:color w:val="1A1A1A"/>
-                <w:sz w:val="20"/>
-                <w:szCs w:val="20"/>
-              </w:rPr>
               <w:tab/>
             </w:r>
             <w:r>
@@ -1283,7 +1287,7 @@
                 <w:rFonts w:ascii="Avenir Next" w:hAnsi="Avenir Next" w:cs="Avenir Next" w:eastAsia="Avenir Next"/>
                 <w:b/>
                 <w:color w:val="1A1A1A"/>
-                <w:sz w:val="20"/>
+                <w:sz w:val="22"/>
                 <w:szCs w:val="20"/>
               </w:rPr>
               <w:t xml:space="preserve">Rental Formulas.  </w:t>
@@ -1292,7 +1296,7 @@
               <w:rPr>
                 <w:rFonts w:ascii="Avenir Next" w:hAnsi="Avenir Next" w:cs="Avenir Next" w:eastAsia="Avenir Next"/>
                 <w:color w:val="1A1A1A"/>
-                <w:sz w:val="20"/>
+                <w:sz w:val="22"/>
                 <w:szCs w:val="20"/>
               </w:rPr>
               <w:t xml:space="preserve">Shop A uses 4</w:t>
@@ -1302,7 +1306,7 @@
                 <w:rFonts w:ascii="Avenir Next" w:hAnsi="Avenir Next" w:cs="Avenir Next" w:eastAsia="Avenir Next"/>
                 <w:i/>
                 <w:color w:val="1A1A1A"/>
-                <w:sz w:val="20"/>
+                <w:sz w:val="22"/>
                 <w:szCs w:val="20"/>
               </w:rPr>
               <w:t xml:space="preserve">b</w:t>
@@ -1311,7 +1315,7 @@
               <w:rPr>
                 <w:rFonts w:ascii="Avenir Next" w:hAnsi="Avenir Next" w:cs="Avenir Next" w:eastAsia="Avenir Next"/>
                 <w:color w:val="1A1A1A"/>
-                <w:sz w:val="20"/>
+                <w:sz w:val="22"/>
                 <w:szCs w:val="20"/>
               </w:rPr>
               <w:t xml:space="preserve"> + 7 + 5</w:t>
@@ -1321,7 +1325,7 @@
                 <w:rFonts w:ascii="Avenir Next" w:hAnsi="Avenir Next" w:cs="Avenir Next" w:eastAsia="Avenir Next"/>
                 <w:i/>
                 <w:color w:val="1A1A1A"/>
-                <w:sz w:val="20"/>
+                <w:sz w:val="22"/>
                 <w:szCs w:val="20"/>
               </w:rPr>
               <w:t xml:space="preserve">b</w:t>
@@ -1330,7 +1334,7 @@
               <w:rPr>
                 <w:rFonts w:ascii="Avenir Next" w:hAnsi="Avenir Next" w:cs="Avenir Next" w:eastAsia="Avenir Next"/>
                 <w:color w:val="1A1A1A"/>
-                <w:sz w:val="20"/>
+                <w:sz w:val="22"/>
                 <w:szCs w:val="20"/>
               </w:rPr>
               <w:t xml:space="preserve"> for the cost of renting </w:t>
@@ -1340,7 +1344,7 @@
                 <w:rFonts w:ascii="Avenir Next" w:hAnsi="Avenir Next" w:cs="Avenir Next" w:eastAsia="Avenir Next"/>
                 <w:i/>
                 <w:color w:val="1A1A1A"/>
-                <w:sz w:val="20"/>
+                <w:sz w:val="22"/>
                 <w:szCs w:val="20"/>
               </w:rPr>
               <w:t xml:space="preserve">b</w:t>
@@ -1349,7 +1353,7 @@
               <w:rPr>
                 <w:rFonts w:ascii="Avenir Next" w:hAnsi="Avenir Next" w:cs="Avenir Next" w:eastAsia="Avenir Next"/>
                 <w:color w:val="1A1A1A"/>
-                <w:sz w:val="20"/>
+                <w:sz w:val="22"/>
                 <w:szCs w:val="20"/>
               </w:rPr>
               <w:t xml:space="preserve"> bikes. Shop B uses 9</w:t>
@@ -1359,7 +1363,7 @@
                 <w:rFonts w:ascii="Avenir Next" w:hAnsi="Avenir Next" w:cs="Avenir Next" w:eastAsia="Avenir Next"/>
                 <w:i/>
                 <w:color w:val="1A1A1A"/>
-                <w:sz w:val="20"/>
+                <w:sz w:val="22"/>
                 <w:szCs w:val="20"/>
               </w:rPr>
               <w:t xml:space="preserve">b</w:t>
@@ -1368,7 +1372,7 @@
               <w:rPr>
                 <w:rFonts w:ascii="Avenir Next" w:hAnsi="Avenir Next" w:cs="Avenir Next" w:eastAsia="Avenir Next"/>
                 <w:color w:val="1A1A1A"/>
-                <w:sz w:val="20"/>
+                <w:sz w:val="22"/>
                 <w:szCs w:val="20"/>
               </w:rPr>
               <w:t xml:space="preserve"> + 7.</w:t>
@@ -1388,10 +1392,47 @@
                 <w:rFonts w:ascii="Avenir Next" w:hAnsi="Avenir Next" w:cs="Avenir Next" w:eastAsia="Avenir Next"/>
                 <w:b/>
                 <w:color w:val="003A70"/>
+                <w:sz w:val="22"/>
+                <w:szCs w:val="20"/>
+              </w:rPr>
+              <w:t xml:space="preserve">a.</w:t>
+            </w:r>
+            <w:r>
+              <w:rPr>
+                <w:rFonts w:ascii="Avenir Next" w:hAnsi="Avenir Next" w:cs="Avenir Next" w:eastAsia="Avenir Next"/>
+                <w:color w:val="1A1A1A"/>
                 <w:sz w:val="20"/>
                 <w:szCs w:val="20"/>
               </w:rPr>
-              <w:t xml:space="preserve">a.</w:t>
+              <w:tab/>
+            </w:r>
+            <w:r>
+              <w:rPr>
+                <w:rFonts w:ascii="Avenir Next" w:hAnsi="Avenir Next" w:cs="Avenir Next" w:eastAsia="Avenir Next"/>
+                <w:color w:val="1A1A1A"/>
+                <w:sz w:val="22"/>
+                <w:szCs w:val="20"/>
+              </w:rPr>
+              <w:t xml:space="preserve">Substitute </w:t>
+            </w:r>
+            <w:r>
+              <w:rPr>
+                <w:rFonts w:ascii="Avenir Next" w:hAnsi="Avenir Next" w:cs="Avenir Next" w:eastAsia="Avenir Next"/>
+                <w:i/>
+                <w:color w:val="1A1A1A"/>
+                <w:sz w:val="22"/>
+                <w:szCs w:val="20"/>
+              </w:rPr>
+              <w:t xml:space="preserve">b</w:t>
+            </w:r>
+            <w:r>
+              <w:rPr>
+                <w:rFonts w:ascii="Avenir Next" w:hAnsi="Avenir Next" w:cs="Avenir Next" w:eastAsia="Avenir Next"/>
+                <w:color w:val="1A1A1A"/>
+                <w:sz w:val="22"/>
+                <w:szCs w:val="20"/>
+              </w:rPr>
+              <w:t xml:space="preserve"> = 2. A: </w:t>
             </w:r>
             <w:r>
               <w:rPr>
@@ -1399,43 +1440,6 @@
                 <w:color w:val="1A1A1A"/>
                 <w:sz w:val="20"/>
                 <w:szCs w:val="20"/>
-              </w:rPr>
-              <w:tab/>
-            </w:r>
-            <w:r>
-              <w:rPr>
-                <w:rFonts w:ascii="Avenir Next" w:hAnsi="Avenir Next" w:cs="Avenir Next" w:eastAsia="Avenir Next"/>
-                <w:color w:val="1A1A1A"/>
-                <w:sz w:val="20"/>
-                <w:szCs w:val="20"/>
-              </w:rPr>
-              <w:t xml:space="preserve">Substitute </w:t>
-            </w:r>
-            <w:r>
-              <w:rPr>
-                <w:rFonts w:ascii="Avenir Next" w:hAnsi="Avenir Next" w:cs="Avenir Next" w:eastAsia="Avenir Next"/>
-                <w:i/>
-                <w:color w:val="1A1A1A"/>
-                <w:sz w:val="20"/>
-                <w:szCs w:val="20"/>
-              </w:rPr>
-              <w:t xml:space="preserve">b</w:t>
-            </w:r>
-            <w:r>
-              <w:rPr>
-                <w:rFonts w:ascii="Avenir Next" w:hAnsi="Avenir Next" w:cs="Avenir Next" w:eastAsia="Avenir Next"/>
-                <w:color w:val="1A1A1A"/>
-                <w:sz w:val="20"/>
-                <w:szCs w:val="20"/>
-              </w:rPr>
-              <w:t xml:space="preserve"> = 2. A: </w:t>
-            </w:r>
-            <w:r>
-              <w:rPr>
-                <w:rFonts w:ascii="Avenir Next" w:hAnsi="Avenir Next" w:cs="Avenir Next" w:eastAsia="Avenir Next"/>
-                <w:color w:val="1A1A1A"/>
-                <w:sz w:val="20"/>
-                <w:szCs w:val="20"/>
                 <w:u w:val="single"/>
               </w:rPr>
               <w:t xml:space="preserve">      </w:t>
@@ -1444,7 +1448,7 @@
               <w:rPr>
                 <w:rFonts w:ascii="Avenir Next" w:hAnsi="Avenir Next" w:cs="Avenir Next" w:eastAsia="Avenir Next"/>
                 <w:color w:val="1A1A1A"/>
-                <w:sz w:val="20"/>
+                <w:sz w:val="22"/>
                 <w:szCs w:val="20"/>
               </w:rPr>
               <w:t xml:space="preserve"> B: </w:t>
@@ -1474,10 +1478,47 @@
                 <w:rFonts w:ascii="Avenir Next" w:hAnsi="Avenir Next" w:cs="Avenir Next" w:eastAsia="Avenir Next"/>
                 <w:b/>
                 <w:color w:val="003A70"/>
+                <w:sz w:val="22"/>
+                <w:szCs w:val="20"/>
+              </w:rPr>
+              <w:t xml:space="preserve">b.</w:t>
+            </w:r>
+            <w:r>
+              <w:rPr>
+                <w:rFonts w:ascii="Avenir Next" w:hAnsi="Avenir Next" w:cs="Avenir Next" w:eastAsia="Avenir Next"/>
+                <w:color w:val="1A1A1A"/>
                 <w:sz w:val="20"/>
                 <w:szCs w:val="20"/>
               </w:rPr>
-              <w:t xml:space="preserve">b.</w:t>
+              <w:tab/>
+            </w:r>
+            <w:r>
+              <w:rPr>
+                <w:rFonts w:ascii="Avenir Next" w:hAnsi="Avenir Next" w:cs="Avenir Next" w:eastAsia="Avenir Next"/>
+                <w:color w:val="1A1A1A"/>
+                <w:sz w:val="22"/>
+                <w:szCs w:val="20"/>
+              </w:rPr>
+              <w:t xml:space="preserve">Substitute </w:t>
+            </w:r>
+            <w:r>
+              <w:rPr>
+                <w:rFonts w:ascii="Avenir Next" w:hAnsi="Avenir Next" w:cs="Avenir Next" w:eastAsia="Avenir Next"/>
+                <w:i/>
+                <w:color w:val="1A1A1A"/>
+                <w:sz w:val="22"/>
+                <w:szCs w:val="20"/>
+              </w:rPr>
+              <w:t xml:space="preserve">b</w:t>
+            </w:r>
+            <w:r>
+              <w:rPr>
+                <w:rFonts w:ascii="Avenir Next" w:hAnsi="Avenir Next" w:cs="Avenir Next" w:eastAsia="Avenir Next"/>
+                <w:color w:val="1A1A1A"/>
+                <w:sz w:val="22"/>
+                <w:szCs w:val="20"/>
+              </w:rPr>
+              <w:t xml:space="preserve"> = 6. A: </w:t>
             </w:r>
             <w:r>
               <w:rPr>
@@ -1485,43 +1526,6 @@
                 <w:color w:val="1A1A1A"/>
                 <w:sz w:val="20"/>
                 <w:szCs w:val="20"/>
-              </w:rPr>
-              <w:tab/>
-            </w:r>
-            <w:r>
-              <w:rPr>
-                <w:rFonts w:ascii="Avenir Next" w:hAnsi="Avenir Next" w:cs="Avenir Next" w:eastAsia="Avenir Next"/>
-                <w:color w:val="1A1A1A"/>
-                <w:sz w:val="20"/>
-                <w:szCs w:val="20"/>
-              </w:rPr>
-              <w:t xml:space="preserve">Substitute </w:t>
-            </w:r>
-            <w:r>
-              <w:rPr>
-                <w:rFonts w:ascii="Avenir Next" w:hAnsi="Avenir Next" w:cs="Avenir Next" w:eastAsia="Avenir Next"/>
-                <w:i/>
-                <w:color w:val="1A1A1A"/>
-                <w:sz w:val="20"/>
-                <w:szCs w:val="20"/>
-              </w:rPr>
-              <w:t xml:space="preserve">b</w:t>
-            </w:r>
-            <w:r>
-              <w:rPr>
-                <w:rFonts w:ascii="Avenir Next" w:hAnsi="Avenir Next" w:cs="Avenir Next" w:eastAsia="Avenir Next"/>
-                <w:color w:val="1A1A1A"/>
-                <w:sz w:val="20"/>
-                <w:szCs w:val="20"/>
-              </w:rPr>
-              <w:t xml:space="preserve"> = 6. A: </w:t>
-            </w:r>
-            <w:r>
-              <w:rPr>
-                <w:rFonts w:ascii="Avenir Next" w:hAnsi="Avenir Next" w:cs="Avenir Next" w:eastAsia="Avenir Next"/>
-                <w:color w:val="1A1A1A"/>
-                <w:sz w:val="20"/>
-                <w:szCs w:val="20"/>
                 <w:u w:val="single"/>
               </w:rPr>
               <w:t xml:space="preserve">      </w:t>
@@ -1530,7 +1534,7 @@
               <w:rPr>
                 <w:rFonts w:ascii="Avenir Next" w:hAnsi="Avenir Next" w:cs="Avenir Next" w:eastAsia="Avenir Next"/>
                 <w:color w:val="1A1A1A"/>
-                <w:sz w:val="20"/>
+                <w:sz w:val="22"/>
                 <w:szCs w:val="20"/>
               </w:rPr>
               <w:t xml:space="preserve"> B: </w:t>
@@ -1560,25 +1564,25 @@
                 <w:rFonts w:ascii="Avenir Next" w:hAnsi="Avenir Next" w:cs="Avenir Next" w:eastAsia="Avenir Next"/>
                 <w:b/>
                 <w:color w:val="003A70"/>
+                <w:sz w:val="22"/>
+                <w:szCs w:val="20"/>
+              </w:rPr>
+              <w:t xml:space="preserve">c.</w:t>
+            </w:r>
+            <w:r>
+              <w:rPr>
+                <w:rFonts w:ascii="Avenir Next" w:hAnsi="Avenir Next" w:cs="Avenir Next" w:eastAsia="Avenir Next"/>
+                <w:color w:val="1A1A1A"/>
                 <w:sz w:val="20"/>
                 <w:szCs w:val="20"/>
               </w:rPr>
-              <w:t xml:space="preserve">c.</w:t>
-            </w:r>
-            <w:r>
-              <w:rPr>
-                <w:rFonts w:ascii="Avenir Next" w:hAnsi="Avenir Next" w:cs="Avenir Next" w:eastAsia="Avenir Next"/>
-                <w:color w:val="1A1A1A"/>
-                <w:sz w:val="20"/>
-                <w:szCs w:val="20"/>
-              </w:rPr>
               <w:tab/>
             </w:r>
             <w:r>
               <w:rPr>
                 <w:rFonts w:ascii="Avenir Next" w:hAnsi="Avenir Next" w:cs="Avenir Next" w:eastAsia="Avenir Next"/>
                 <w:color w:val="1A1A1A"/>
-                <w:sz w:val="20"/>
+                <w:sz w:val="22"/>
                 <w:szCs w:val="20"/>
               </w:rPr>
               <w:t xml:space="preserve">Are they equivalent? How do you know for every </w:t>
@@ -1588,7 +1592,7 @@
                 <w:rFonts w:ascii="Avenir Next" w:hAnsi="Avenir Next" w:cs="Avenir Next" w:eastAsia="Avenir Next"/>
                 <w:i/>
                 <w:color w:val="1A1A1A"/>
-                <w:sz w:val="20"/>
+                <w:sz w:val="22"/>
                 <w:szCs w:val="20"/>
               </w:rPr>
               <w:t xml:space="preserve">b</w:t>
@@ -1597,7 +1601,7 @@
               <w:rPr>
                 <w:rFonts w:ascii="Avenir Next" w:hAnsi="Avenir Next" w:cs="Avenir Next" w:eastAsia="Avenir Next"/>
                 <w:color w:val="1A1A1A"/>
-                <w:sz w:val="20"/>
+                <w:sz w:val="22"/>
                 <w:szCs w:val="20"/>
               </w:rPr>
               <w:t xml:space="preserve">?</w:t>
@@ -1636,25 +1640,25 @@
                 <w:rFonts w:ascii="Avenir Next" w:hAnsi="Avenir Next" w:cs="Avenir Next" w:eastAsia="Avenir Next"/>
                 <w:b/>
                 <w:color w:val="003A70"/>
+                <w:sz w:val="22"/>
+                <w:szCs w:val="20"/>
+              </w:rPr>
+              <w:t xml:space="preserve">d.</w:t>
+            </w:r>
+            <w:r>
+              <w:rPr>
+                <w:rFonts w:ascii="Avenir Next" w:hAnsi="Avenir Next" w:cs="Avenir Next" w:eastAsia="Avenir Next"/>
+                <w:color w:val="1A1A1A"/>
                 <w:sz w:val="20"/>
                 <w:szCs w:val="20"/>
               </w:rPr>
-              <w:t xml:space="preserve">d.</w:t>
-            </w:r>
-            <w:r>
-              <w:rPr>
-                <w:rFonts w:ascii="Avenir Next" w:hAnsi="Avenir Next" w:cs="Avenir Next" w:eastAsia="Avenir Next"/>
-                <w:color w:val="1A1A1A"/>
-                <w:sz w:val="20"/>
-                <w:szCs w:val="20"/>
-              </w:rPr>
               <w:tab/>
             </w:r>
             <w:r>
               <w:rPr>
                 <w:rFonts w:ascii="Avenir Next" w:hAnsi="Avenir Next" w:cs="Avenir Next" w:eastAsia="Avenir Next"/>
                 <w:color w:val="1A1A1A"/>
-                <w:sz w:val="20"/>
+                <w:sz w:val="22"/>
                 <w:szCs w:val="20"/>
               </w:rPr>
               <w:t xml:space="preserve">Which property lets you reorder 4</w:t>
@@ -1664,7 +1668,7 @@
                 <w:rFonts w:ascii="Avenir Next" w:hAnsi="Avenir Next" w:cs="Avenir Next" w:eastAsia="Avenir Next"/>
                 <w:i/>
                 <w:color w:val="1A1A1A"/>
-                <w:sz w:val="20"/>
+                <w:sz w:val="22"/>
                 <w:szCs w:val="20"/>
               </w:rPr>
               <w:t xml:space="preserve">b</w:t>
@@ -1673,7 +1677,7 @@
               <w:rPr>
                 <w:rFonts w:ascii="Avenir Next" w:hAnsi="Avenir Next" w:cs="Avenir Next" w:eastAsia="Avenir Next"/>
                 <w:color w:val="1A1A1A"/>
-                <w:sz w:val="20"/>
+                <w:sz w:val="22"/>
                 <w:szCs w:val="20"/>
               </w:rPr>
               <w:t xml:space="preserve"> + 7 + 5</w:t>
@@ -1683,7 +1687,7 @@
                 <w:rFonts w:ascii="Avenir Next" w:hAnsi="Avenir Next" w:cs="Avenir Next" w:eastAsia="Avenir Next"/>
                 <w:i/>
                 <w:color w:val="1A1A1A"/>
-                <w:sz w:val="20"/>
+                <w:sz w:val="22"/>
                 <w:szCs w:val="20"/>
               </w:rPr>
               <w:t xml:space="preserve">b</w:t>
@@ -1692,7 +1696,7 @@
               <w:rPr>
                 <w:rFonts w:ascii="Avenir Next" w:hAnsi="Avenir Next" w:cs="Avenir Next" w:eastAsia="Avenir Next"/>
                 <w:color w:val="1A1A1A"/>
-                <w:sz w:val="20"/>
+                <w:sz w:val="22"/>
                 <w:szCs w:val="20"/>
               </w:rPr>
               <w:t xml:space="preserve">?</w:t>
@@ -1722,12 +1726,12 @@
     </w:tbl>
     <w:p>
       <w:pPr>
-        <w:spacing w:before="0" w:after="0" w:line="20" w:lineRule="exact"/>
+        <w:spacing w:before="0" w:after="0" w:line="50" w:lineRule="exact"/>
       </w:pPr>
     </w:p>
     <w:p>
       <w:pPr>
-        <w:spacing w:before="0" w:after="0" w:line="20" w:lineRule="exact"/>
+        <w:spacing w:before="0" w:after="0" w:line="50" w:lineRule="exact"/>
       </w:pPr>
     </w:p>
     <w:tbl>
@@ -1778,18 +1782,18 @@
                 <w:rFonts w:ascii="Avenir Next" w:hAnsi="Avenir Next" w:cs="Avenir Next" w:eastAsia="Avenir Next"/>
                 <w:b/>
                 <w:color w:val="1A1A1A"/>
+                <w:sz w:val="22"/>
+                <w:szCs w:val="20"/>
+              </w:rPr>
+              <w:t xml:space="preserve">3.</w:t>
+            </w:r>
+            <w:r>
+              <w:rPr>
+                <w:rFonts w:ascii="Avenir Next" w:hAnsi="Avenir Next" w:cs="Avenir Next" w:eastAsia="Avenir Next"/>
+                <w:color w:val="1A1A1A"/>
                 <w:sz w:val="20"/>
                 <w:szCs w:val="20"/>
               </w:rPr>
-              <w:t xml:space="preserve">3.</w:t>
-            </w:r>
-            <w:r>
-              <w:rPr>
-                <w:rFonts w:ascii="Avenir Next" w:hAnsi="Avenir Next" w:cs="Avenir Next" w:eastAsia="Avenir Next"/>
-                <w:color w:val="1A1A1A"/>
-                <w:sz w:val="20"/>
-                <w:szCs w:val="20"/>
-              </w:rPr>
               <w:tab/>
             </w:r>
             <w:r>
@@ -1797,7 +1801,7 @@
                 <w:rFonts w:ascii="Avenir Next" w:hAnsi="Avenir Next" w:cs="Avenir Next" w:eastAsia="Avenir Next"/>
                 <w:b/>
                 <w:color w:val="1A1A1A"/>
-                <w:sz w:val="20"/>
+                <w:sz w:val="22"/>
                 <w:szCs w:val="20"/>
               </w:rPr>
               <w:t xml:space="preserve">One Test Is Enough.  </w:t>
@@ -1806,7 +1810,7 @@
               <w:rPr>
                 <w:rFonts w:ascii="Avenir Next" w:hAnsi="Avenir Next" w:cs="Avenir Next" w:eastAsia="Avenir Next"/>
                 <w:color w:val="1A1A1A"/>
-                <w:sz w:val="20"/>
+                <w:sz w:val="22"/>
                 <w:szCs w:val="20"/>
               </w:rPr>
               <w:t xml:space="preserve">Compare 5(</w:t>
@@ -1816,7 +1820,7 @@
                 <w:rFonts w:ascii="Avenir Next" w:hAnsi="Avenir Next" w:cs="Avenir Next" w:eastAsia="Avenir Next"/>
                 <w:i/>
                 <w:color w:val="1A1A1A"/>
-                <w:sz w:val="20"/>
+                <w:sz w:val="22"/>
                 <w:szCs w:val="20"/>
               </w:rPr>
               <w:t xml:space="preserve">k</w:t>
@@ -1825,7 +1829,7 @@
               <w:rPr>
                 <w:rFonts w:ascii="Avenir Next" w:hAnsi="Avenir Next" w:cs="Avenir Next" w:eastAsia="Avenir Next"/>
                 <w:color w:val="1A1A1A"/>
-                <w:sz w:val="20"/>
+                <w:sz w:val="22"/>
                 <w:szCs w:val="20"/>
               </w:rPr>
               <w:t xml:space="preserve"> + 1) and 5</w:t>
@@ -1835,7 +1839,7 @@
                 <w:rFonts w:ascii="Avenir Next" w:hAnsi="Avenir Next" w:cs="Avenir Next" w:eastAsia="Avenir Next"/>
                 <w:i/>
                 <w:color w:val="1A1A1A"/>
-                <w:sz w:val="20"/>
+                <w:sz w:val="22"/>
                 <w:szCs w:val="20"/>
               </w:rPr>
               <w:t xml:space="preserve">k</w:t>
@@ -1844,7 +1848,7 @@
               <w:rPr>
                 <w:rFonts w:ascii="Avenir Next" w:hAnsi="Avenir Next" w:cs="Avenir Next" w:eastAsia="Avenir Next"/>
                 <w:color w:val="1A1A1A"/>
-                <w:sz w:val="20"/>
+                <w:sz w:val="22"/>
                 <w:szCs w:val="20"/>
               </w:rPr>
               <w:t xml:space="preserve"> + 1 using </w:t>
@@ -1854,7 +1858,7 @@
                 <w:rFonts w:ascii="Avenir Next" w:hAnsi="Avenir Next" w:cs="Avenir Next" w:eastAsia="Avenir Next"/>
                 <w:i/>
                 <w:color w:val="1A1A1A"/>
-                <w:sz w:val="20"/>
+                <w:sz w:val="22"/>
                 <w:szCs w:val="20"/>
               </w:rPr>
               <w:t xml:space="preserve">k</w:t>
@@ -1863,7 +1867,7 @@
               <w:rPr>
                 <w:rFonts w:ascii="Avenir Next" w:hAnsi="Avenir Next" w:cs="Avenir Next" w:eastAsia="Avenir Next"/>
                 <w:color w:val="1A1A1A"/>
-                <w:sz w:val="20"/>
+                <w:sz w:val="22"/>
                 <w:szCs w:val="20"/>
               </w:rPr>
               <w:t xml:space="preserve"> = 3. Are they equivalent?</w:t>
@@ -1880,7 +1884,7 @@
                 <w:rFonts w:ascii="Avenir Next" w:hAnsi="Avenir Next" w:cs="Avenir Next" w:eastAsia="Avenir Next"/>
                 <w:b/>
                 <w:color w:val="003A70"/>
-                <w:sz w:val="17"/>
+                <w:sz w:val="22"/>
                 <w:szCs w:val="17"/>
               </w:rPr>
               <w:t xml:space="preserve">Hint  </w:t>
@@ -1890,7 +1894,7 @@
                 <w:rFonts w:ascii="Avenir Next" w:hAnsi="Avenir Next" w:cs="Avenir Next" w:eastAsia="Avenir Next"/>
                 <w:i/>
                 <w:color w:val="5A5F66"/>
-                <w:sz w:val="17"/>
+                <w:sz w:val="22"/>
                 <w:szCs w:val="17"/>
               </w:rPr>
               <w:t xml:space="preserve">Do the parentheses first in 5(</w:t>
@@ -1900,7 +1904,7 @@
                 <w:rFonts w:ascii="Avenir Next" w:hAnsi="Avenir Next" w:cs="Avenir Next" w:eastAsia="Avenir Next"/>
                 <w:i/>
                 <w:color w:val="5A5F66"/>
-                <w:sz w:val="17"/>
+                <w:sz w:val="22"/>
                 <w:szCs w:val="17"/>
               </w:rPr>
               <w:t xml:space="preserve">k</w:t>
@@ -1910,7 +1914,7 @@
                 <w:rFonts w:ascii="Avenir Next" w:hAnsi="Avenir Next" w:cs="Avenir Next" w:eastAsia="Avenir Next"/>
                 <w:i/>
                 <w:color w:val="5A5F66"/>
-                <w:sz w:val="17"/>
+                <w:sz w:val="22"/>
                 <w:szCs w:val="17"/>
               </w:rPr>
               <w:t xml:space="preserve"> + 1).</w:t>
@@ -1918,7 +1922,7 @@
           </w:p>
           <w:p>
             <w:pPr>
-              <w:spacing w:before="0" w:after="0" w:line="60" w:lineRule="auto"/>
+              <w:spacing w:before="0" w:after="0" w:line="50" w:lineRule="exact"/>
             </w:pPr>
           </w:p>
           <w:tbl>
@@ -1987,7 +1991,7 @@
                 <w:rFonts w:ascii="Avenir Next" w:hAnsi="Avenir Next" w:cs="Avenir Next" w:eastAsia="Avenir Next"/>
                 <w:b/>
                 <w:color w:val="1A1A1A"/>
-                <w:sz w:val="18"/>
+                <w:sz w:val="22"/>
                 <w:szCs w:val="18"/>
               </w:rPr>
               <w:t xml:space="preserve">Equivalent?</w:t>
@@ -2022,18 +2026,18 @@
                 <w:rFonts w:ascii="Avenir Next" w:hAnsi="Avenir Next" w:cs="Avenir Next" w:eastAsia="Avenir Next"/>
                 <w:b/>
                 <w:color w:val="1A1A1A"/>
+                <w:sz w:val="22"/>
+                <w:szCs w:val="20"/>
+              </w:rPr>
+              <w:t xml:space="preserve">4.</w:t>
+            </w:r>
+            <w:r>
+              <w:rPr>
+                <w:rFonts w:ascii="Avenir Next" w:hAnsi="Avenir Next" w:cs="Avenir Next" w:eastAsia="Avenir Next"/>
+                <w:color w:val="1A1A1A"/>
                 <w:sz w:val="20"/>
                 <w:szCs w:val="20"/>
               </w:rPr>
-              <w:t xml:space="preserve">4.</w:t>
-            </w:r>
-            <w:r>
-              <w:rPr>
-                <w:rFonts w:ascii="Avenir Next" w:hAnsi="Avenir Next" w:cs="Avenir Next" w:eastAsia="Avenir Next"/>
-                <w:color w:val="1A1A1A"/>
-                <w:sz w:val="20"/>
-                <w:szCs w:val="20"/>
-              </w:rPr>
               <w:tab/>
             </w:r>
             <w:r>
@@ -2041,7 +2045,7 @@
                 <w:rFonts w:ascii="Avenir Next" w:hAnsi="Avenir Next" w:cs="Avenir Next" w:eastAsia="Avenir Next"/>
                 <w:b/>
                 <w:color w:val="1A1A1A"/>
-                <w:sz w:val="20"/>
+                <w:sz w:val="22"/>
                 <w:szCs w:val="20"/>
               </w:rPr>
               <w:t xml:space="preserve">Properties.  </w:t>
@@ -2050,7 +2054,7 @@
               <w:rPr>
                 <w:rFonts w:ascii="Avenir Next" w:hAnsi="Avenir Next" w:cs="Avenir Next" w:eastAsia="Avenir Next"/>
                 <w:color w:val="1A1A1A"/>
-                <w:sz w:val="20"/>
+                <w:sz w:val="22"/>
                 <w:szCs w:val="20"/>
               </w:rPr>
               <w:t xml:space="preserve">Look at 4 + (</w:t>
@@ -2060,7 +2064,7 @@
                 <w:rFonts w:ascii="Avenir Next" w:hAnsi="Avenir Next" w:cs="Avenir Next" w:eastAsia="Avenir Next"/>
                 <w:i/>
                 <w:color w:val="1A1A1A"/>
-                <w:sz w:val="20"/>
+                <w:sz w:val="22"/>
                 <w:szCs w:val="20"/>
               </w:rPr>
               <w:t xml:space="preserve">m</w:t>
@@ -2069,7 +2073,7 @@
               <w:rPr>
                 <w:rFonts w:ascii="Avenir Next" w:hAnsi="Avenir Next" w:cs="Avenir Next" w:eastAsia="Avenir Next"/>
                 <w:color w:val="1A1A1A"/>
-                <w:sz w:val="20"/>
+                <w:sz w:val="22"/>
                 <w:szCs w:val="20"/>
               </w:rPr>
               <w:t xml:space="preserve"> + 9) and (4 + </w:t>
@@ -2079,7 +2083,7 @@
                 <w:rFonts w:ascii="Avenir Next" w:hAnsi="Avenir Next" w:cs="Avenir Next" w:eastAsia="Avenir Next"/>
                 <w:i/>
                 <w:color w:val="1A1A1A"/>
-                <w:sz w:val="20"/>
+                <w:sz w:val="22"/>
                 <w:szCs w:val="20"/>
               </w:rPr>
               <w:t xml:space="preserve">m</w:t>
@@ -2088,7 +2092,7 @@
               <w:rPr>
                 <w:rFonts w:ascii="Avenir Next" w:hAnsi="Avenir Next" w:cs="Avenir Next" w:eastAsia="Avenir Next"/>
                 <w:color w:val="1A1A1A"/>
-                <w:sz w:val="20"/>
+                <w:sz w:val="22"/>
                 <w:szCs w:val="20"/>
               </w:rPr>
               <w:t xml:space="preserve">) + 9.</w:t>
@@ -2105,7 +2109,7 @@
                 <w:rFonts w:ascii="Avenir Next" w:hAnsi="Avenir Next" w:cs="Avenir Next" w:eastAsia="Avenir Next"/>
                 <w:b/>
                 <w:color w:val="003A70"/>
-                <w:sz w:val="17"/>
+                <w:sz w:val="22"/>
                 <w:szCs w:val="17"/>
               </w:rPr>
               <w:t xml:space="preserve">Hint  </w:t>
@@ -2115,7 +2119,7 @@
                 <w:rFonts w:ascii="Avenir Next" w:hAnsi="Avenir Next" w:cs="Avenir Next" w:eastAsia="Avenir Next"/>
                 <w:i/>
                 <w:color w:val="5A5F66"/>
-                <w:sz w:val="17"/>
+                <w:sz w:val="22"/>
                 <w:szCs w:val="17"/>
               </w:rPr>
               <w:t xml:space="preserve">Only the grouping changed.</w:t>
@@ -2135,25 +2139,25 @@
                 <w:rFonts w:ascii="Avenir Next" w:hAnsi="Avenir Next" w:cs="Avenir Next" w:eastAsia="Avenir Next"/>
                 <w:b/>
                 <w:color w:val="003A70"/>
+                <w:sz w:val="22"/>
+                <w:szCs w:val="20"/>
+              </w:rPr>
+              <w:t xml:space="preserve">a.</w:t>
+            </w:r>
+            <w:r>
+              <w:rPr>
+                <w:rFonts w:ascii="Avenir Next" w:hAnsi="Avenir Next" w:cs="Avenir Next" w:eastAsia="Avenir Next"/>
+                <w:color w:val="1A1A1A"/>
                 <w:sz w:val="20"/>
                 <w:szCs w:val="20"/>
               </w:rPr>
-              <w:t xml:space="preserve">a.</w:t>
-            </w:r>
-            <w:r>
-              <w:rPr>
-                <w:rFonts w:ascii="Avenir Next" w:hAnsi="Avenir Next" w:cs="Avenir Next" w:eastAsia="Avenir Next"/>
-                <w:color w:val="1A1A1A"/>
-                <w:sz w:val="20"/>
-                <w:szCs w:val="20"/>
-              </w:rPr>
               <w:tab/>
             </w:r>
             <w:r>
               <w:rPr>
                 <w:rFonts w:ascii="Avenir Next" w:hAnsi="Avenir Next" w:cs="Avenir Next" w:eastAsia="Avenir Next"/>
                 <w:color w:val="1A1A1A"/>
-                <w:sz w:val="20"/>
+                <w:sz w:val="22"/>
                 <w:szCs w:val="20"/>
               </w:rPr>
               <w:t xml:space="preserve">Which property is shown?</w:t>
@@ -2192,25 +2196,25 @@
                 <w:rFonts w:ascii="Avenir Next" w:hAnsi="Avenir Next" w:cs="Avenir Next" w:eastAsia="Avenir Next"/>
                 <w:b/>
                 <w:color w:val="003A70"/>
+                <w:sz w:val="22"/>
+                <w:szCs w:val="20"/>
+              </w:rPr>
+              <w:t xml:space="preserve">b.</w:t>
+            </w:r>
+            <w:r>
+              <w:rPr>
+                <w:rFonts w:ascii="Avenir Next" w:hAnsi="Avenir Next" w:cs="Avenir Next" w:eastAsia="Avenir Next"/>
+                <w:color w:val="1A1A1A"/>
                 <w:sz w:val="20"/>
                 <w:szCs w:val="20"/>
               </w:rPr>
-              <w:t xml:space="preserve">b.</w:t>
-            </w:r>
-            <w:r>
-              <w:rPr>
-                <w:rFonts w:ascii="Avenir Next" w:hAnsi="Avenir Next" w:cs="Avenir Next" w:eastAsia="Avenir Next"/>
-                <w:color w:val="1A1A1A"/>
-                <w:sz w:val="20"/>
-                <w:szCs w:val="20"/>
-              </w:rPr>
               <w:tab/>
             </w:r>
             <w:r>
               <w:rPr>
                 <w:rFonts w:ascii="Avenir Next" w:hAnsi="Avenir Next" w:cs="Avenir Next" w:eastAsia="Avenir Next"/>
                 <w:color w:val="1A1A1A"/>
-                <w:sz w:val="20"/>
+                <w:sz w:val="22"/>
                 <w:szCs w:val="20"/>
               </w:rPr>
               <w:t xml:space="preserve">Test both with </w:t>
@@ -2220,7 +2224,7 @@
                 <w:rFonts w:ascii="Avenir Next" w:hAnsi="Avenir Next" w:cs="Avenir Next" w:eastAsia="Avenir Next"/>
                 <w:i/>
                 <w:color w:val="1A1A1A"/>
-                <w:sz w:val="20"/>
+                <w:sz w:val="22"/>
                 <w:szCs w:val="20"/>
               </w:rPr>
               <w:t xml:space="preserve">m</w:t>
@@ -2229,7 +2233,7 @@
               <w:rPr>
                 <w:rFonts w:ascii="Avenir Next" w:hAnsi="Avenir Next" w:cs="Avenir Next" w:eastAsia="Avenir Next"/>
                 <w:color w:val="1A1A1A"/>
-                <w:sz w:val="20"/>
+                <w:sz w:val="22"/>
                 <w:szCs w:val="20"/>
               </w:rPr>
               <w:t xml:space="preserve"> = 4.</w:t>
@@ -2259,12 +2263,12 @@
     </w:tbl>
     <w:p>
       <w:pPr>
-        <w:spacing w:before="0" w:after="0" w:line="20" w:lineRule="exact"/>
+        <w:spacing w:before="0" w:after="0" w:line="50" w:lineRule="exact"/>
       </w:pPr>
     </w:p>
     <w:p>
       <w:pPr>
-        <w:spacing w:before="0" w:after="0" w:line="20" w:lineRule="exact"/>
+        <w:spacing w:before="0" w:after="0" w:line="50" w:lineRule="exact"/>
       </w:pPr>
     </w:p>
     <w:tbl>
@@ -2315,18 +2319,18 @@
                 <w:rFonts w:ascii="Avenir Next" w:hAnsi="Avenir Next" w:cs="Avenir Next" w:eastAsia="Avenir Next"/>
                 <w:b/>
                 <w:color w:val="1A1A1A"/>
+                <w:sz w:val="22"/>
+                <w:szCs w:val="20"/>
+              </w:rPr>
+              <w:t xml:space="preserve">5.</w:t>
+            </w:r>
+            <w:r>
+              <w:rPr>
+                <w:rFonts w:ascii="Avenir Next" w:hAnsi="Avenir Next" w:cs="Avenir Next" w:eastAsia="Avenir Next"/>
+                <w:color w:val="1A1A1A"/>
                 <w:sz w:val="20"/>
                 <w:szCs w:val="20"/>
               </w:rPr>
-              <w:t xml:space="preserve">5.</w:t>
-            </w:r>
-            <w:r>
-              <w:rPr>
-                <w:rFonts w:ascii="Avenir Next" w:hAnsi="Avenir Next" w:cs="Avenir Next" w:eastAsia="Avenir Next"/>
-                <w:color w:val="1A1A1A"/>
-                <w:sz w:val="20"/>
-                <w:szCs w:val="20"/>
-              </w:rPr>
               <w:tab/>
             </w:r>
             <w:r>
@@ -2334,7 +2338,7 @@
                 <w:rFonts w:ascii="Avenir Next" w:hAnsi="Avenir Next" w:cs="Avenir Next" w:eastAsia="Avenir Next"/>
                 <w:b/>
                 <w:color w:val="1A1A1A"/>
-                <w:sz w:val="20"/>
+                <w:sz w:val="22"/>
                 <w:szCs w:val="20"/>
               </w:rPr>
               <w:t xml:space="preserve">Theo’s Claim.  </w:t>
@@ -2343,7 +2347,7 @@
               <w:rPr>
                 <w:rFonts w:ascii="Avenir Next" w:hAnsi="Avenir Next" w:cs="Avenir Next" w:eastAsia="Avenir Next"/>
                 <w:color w:val="1A1A1A"/>
-                <w:sz w:val="20"/>
+                <w:sz w:val="22"/>
                 <w:szCs w:val="20"/>
               </w:rPr>
               <w:t xml:space="preserve">Theo says 7 + 2</w:t>
@@ -2353,7 +2357,7 @@
                 <w:rFonts w:ascii="Avenir Next" w:hAnsi="Avenir Next" w:cs="Avenir Next" w:eastAsia="Avenir Next"/>
                 <w:i/>
                 <w:color w:val="1A1A1A"/>
-                <w:sz w:val="20"/>
+                <w:sz w:val="22"/>
                 <w:szCs w:val="20"/>
               </w:rPr>
               <w:t xml:space="preserve">j</w:t>
@@ -2362,7 +2366,7 @@
               <w:rPr>
                 <w:rFonts w:ascii="Avenir Next" w:hAnsi="Avenir Next" w:cs="Avenir Next" w:eastAsia="Avenir Next"/>
                 <w:color w:val="1A1A1A"/>
-                <w:sz w:val="20"/>
+                <w:sz w:val="22"/>
                 <w:szCs w:val="20"/>
               </w:rPr>
               <w:t xml:space="preserve"> and 9</w:t>
@@ -2372,7 +2376,7 @@
                 <w:rFonts w:ascii="Avenir Next" w:hAnsi="Avenir Next" w:cs="Avenir Next" w:eastAsia="Avenir Next"/>
                 <w:i/>
                 <w:color w:val="1A1A1A"/>
-                <w:sz w:val="20"/>
+                <w:sz w:val="22"/>
                 <w:szCs w:val="20"/>
               </w:rPr>
               <w:t xml:space="preserve">j</w:t>
@@ -2381,7 +2385,7 @@
               <w:rPr>
                 <w:rFonts w:ascii="Avenir Next" w:hAnsi="Avenir Next" w:cs="Avenir Next" w:eastAsia="Avenir Next"/>
                 <w:color w:val="1A1A1A"/>
-                <w:sz w:val="20"/>
+                <w:sz w:val="22"/>
                 <w:szCs w:val="20"/>
               </w:rPr>
               <w:t xml:space="preserve"> are equivalent because 7 + 2 = 9. Test </w:t>
@@ -2391,7 +2395,7 @@
                 <w:rFonts w:ascii="Avenir Next" w:hAnsi="Avenir Next" w:cs="Avenir Next" w:eastAsia="Avenir Next"/>
                 <w:i/>
                 <w:color w:val="1A1A1A"/>
-                <w:sz w:val="20"/>
+                <w:sz w:val="22"/>
                 <w:szCs w:val="20"/>
               </w:rPr>
               <w:t xml:space="preserve">j</w:t>
@@ -2400,7 +2404,7 @@
               <w:rPr>
                 <w:rFonts w:ascii="Avenir Next" w:hAnsi="Avenir Next" w:cs="Avenir Next" w:eastAsia="Avenir Next"/>
                 <w:color w:val="1A1A1A"/>
-                <w:sz w:val="20"/>
+                <w:sz w:val="22"/>
                 <w:szCs w:val="20"/>
               </w:rPr>
               <w:t xml:space="preserve"> = 3 to justify or correct his claim.</w:t>
@@ -2417,7 +2421,7 @@
                 <w:rFonts w:ascii="Avenir Next" w:hAnsi="Avenir Next" w:cs="Avenir Next" w:eastAsia="Avenir Next"/>
                 <w:b/>
                 <w:color w:val="003A70"/>
-                <w:sz w:val="17"/>
+                <w:sz w:val="22"/>
                 <w:szCs w:val="17"/>
               </w:rPr>
               <w:t xml:space="preserve">Hint  </w:t>
@@ -2427,7 +2431,7 @@
                 <w:rFonts w:ascii="Avenir Next" w:hAnsi="Avenir Next" w:cs="Avenir Next" w:eastAsia="Avenir Next"/>
                 <w:i/>
                 <w:color w:val="5A5F66"/>
-                <w:sz w:val="17"/>
+                <w:sz w:val="22"/>
                 <w:szCs w:val="17"/>
               </w:rPr>
               <w:t xml:space="preserve">Substitute 3 into both expressions.</w:t>
@@ -2435,7 +2439,7 @@
           </w:p>
           <w:p>
             <w:pPr>
-              <w:spacing w:before="0" w:after="0" w:line="60" w:lineRule="auto"/>
+              <w:spacing w:before="0" w:after="0" w:line="50" w:lineRule="exact"/>
             </w:pPr>
           </w:p>
           <w:tbl>
@@ -2504,7 +2508,7 @@
                 <w:rFonts w:ascii="Avenir Next" w:hAnsi="Avenir Next" w:cs="Avenir Next" w:eastAsia="Avenir Next"/>
                 <w:b/>
                 <w:color w:val="1A1A1A"/>
-                <w:sz w:val="18"/>
+                <w:sz w:val="22"/>
                 <w:szCs w:val="18"/>
               </w:rPr>
               <w:t xml:space="preserve">Values</w:t>
@@ -2539,18 +2543,18 @@
                 <w:rFonts w:ascii="Avenir Next" w:hAnsi="Avenir Next" w:cs="Avenir Next" w:eastAsia="Avenir Next"/>
                 <w:b/>
                 <w:color w:val="1A1A1A"/>
+                <w:sz w:val="22"/>
+                <w:szCs w:val="20"/>
+              </w:rPr>
+              <w:t xml:space="preserve">6.</w:t>
+            </w:r>
+            <w:r>
+              <w:rPr>
+                <w:rFonts w:ascii="Avenir Next" w:hAnsi="Avenir Next" w:cs="Avenir Next" w:eastAsia="Avenir Next"/>
+                <w:color w:val="1A1A1A"/>
                 <w:sz w:val="20"/>
                 <w:szCs w:val="20"/>
               </w:rPr>
-              <w:t xml:space="preserve">6.</w:t>
-            </w:r>
-            <w:r>
-              <w:rPr>
-                <w:rFonts w:ascii="Avenir Next" w:hAnsi="Avenir Next" w:cs="Avenir Next" w:eastAsia="Avenir Next"/>
-                <w:color w:val="1A1A1A"/>
-                <w:sz w:val="20"/>
-                <w:szCs w:val="20"/>
-              </w:rPr>
               <w:tab/>
             </w:r>
             <w:r>
@@ -2558,7 +2562,7 @@
                 <w:rFonts w:ascii="Avenir Next" w:hAnsi="Avenir Next" w:cs="Avenir Next" w:eastAsia="Avenir Next"/>
                 <w:b/>
                 <w:color w:val="1A1A1A"/>
-                <w:sz w:val="20"/>
+                <w:sz w:val="22"/>
                 <w:szCs w:val="20"/>
               </w:rPr>
               <w:t xml:space="preserve">Two Test Values.  </w:t>
@@ -2567,7 +2571,7 @@
               <w:rPr>
                 <w:rFonts w:ascii="Avenir Next" w:hAnsi="Avenir Next" w:cs="Avenir Next" w:eastAsia="Avenir Next"/>
                 <w:color w:val="1A1A1A"/>
-                <w:sz w:val="20"/>
+                <w:sz w:val="22"/>
                 <w:szCs w:val="20"/>
               </w:rPr>
               <w:t xml:space="preserve">Compare 8</w:t>
@@ -2577,7 +2581,7 @@
                 <w:rFonts w:ascii="Avenir Next" w:hAnsi="Avenir Next" w:cs="Avenir Next" w:eastAsia="Avenir Next"/>
                 <w:i/>
                 <w:color w:val="1A1A1A"/>
-                <w:sz w:val="20"/>
+                <w:sz w:val="22"/>
                 <w:szCs w:val="20"/>
               </w:rPr>
               <w:t xml:space="preserve">v</w:t>
@@ -2586,7 +2590,7 @@
               <w:rPr>
                 <w:rFonts w:ascii="Avenir Next" w:hAnsi="Avenir Next" w:cs="Avenir Next" w:eastAsia="Avenir Next"/>
                 <w:color w:val="1A1A1A"/>
-                <w:sz w:val="20"/>
+                <w:sz w:val="22"/>
                 <w:szCs w:val="20"/>
               </w:rPr>
               <w:t xml:space="preserve"> + 4 and 4(2</w:t>
@@ -2596,7 +2600,7 @@
                 <w:rFonts w:ascii="Avenir Next" w:hAnsi="Avenir Next" w:cs="Avenir Next" w:eastAsia="Avenir Next"/>
                 <w:i/>
                 <w:color w:val="1A1A1A"/>
-                <w:sz w:val="20"/>
+                <w:sz w:val="22"/>
                 <w:szCs w:val="20"/>
               </w:rPr>
               <w:t xml:space="preserve">v</w:t>
@@ -2605,7 +2609,7 @@
               <w:rPr>
                 <w:rFonts w:ascii="Avenir Next" w:hAnsi="Avenir Next" w:cs="Avenir Next" w:eastAsia="Avenir Next"/>
                 <w:color w:val="1A1A1A"/>
-                <w:sz w:val="20"/>
+                <w:sz w:val="22"/>
                 <w:szCs w:val="20"/>
               </w:rPr>
               <w:t xml:space="preserve"> + 1) using </w:t>
@@ -2615,7 +2619,7 @@
                 <w:rFonts w:ascii="Avenir Next" w:hAnsi="Avenir Next" w:cs="Avenir Next" w:eastAsia="Avenir Next"/>
                 <w:i/>
                 <w:color w:val="1A1A1A"/>
-                <w:sz w:val="20"/>
+                <w:sz w:val="22"/>
                 <w:szCs w:val="20"/>
               </w:rPr>
               <w:t xml:space="preserve">v</w:t>
@@ -2624,7 +2628,7 @@
               <w:rPr>
                 <w:rFonts w:ascii="Avenir Next" w:hAnsi="Avenir Next" w:cs="Avenir Next" w:eastAsia="Avenir Next"/>
                 <w:color w:val="1A1A1A"/>
-                <w:sz w:val="20"/>
+                <w:sz w:val="22"/>
                 <w:szCs w:val="20"/>
               </w:rPr>
               <w:t xml:space="preserve"> = 1 and then </w:t>
@@ -2634,7 +2638,7 @@
                 <w:rFonts w:ascii="Avenir Next" w:hAnsi="Avenir Next" w:cs="Avenir Next" w:eastAsia="Avenir Next"/>
                 <w:i/>
                 <w:color w:val="1A1A1A"/>
-                <w:sz w:val="20"/>
+                <w:sz w:val="22"/>
                 <w:szCs w:val="20"/>
               </w:rPr>
               <w:t xml:space="preserve">v</w:t>
@@ -2643,7 +2647,7 @@
               <w:rPr>
                 <w:rFonts w:ascii="Avenir Next" w:hAnsi="Avenir Next" w:cs="Avenir Next" w:eastAsia="Avenir Next"/>
                 <w:color w:val="1A1A1A"/>
-                <w:sz w:val="20"/>
+                <w:sz w:val="22"/>
                 <w:szCs w:val="20"/>
               </w:rPr>
               <w:t xml:space="preserve"> = 5. Are they equivalent?</w:t>
@@ -2660,7 +2664,7 @@
                 <w:rFonts w:ascii="Avenir Next" w:hAnsi="Avenir Next" w:cs="Avenir Next" w:eastAsia="Avenir Next"/>
                 <w:b/>
                 <w:color w:val="003A70"/>
-                <w:sz w:val="17"/>
+                <w:sz w:val="22"/>
                 <w:szCs w:val="17"/>
               </w:rPr>
               <w:t xml:space="preserve">Hint  </w:t>
@@ -2670,7 +2674,7 @@
                 <w:rFonts w:ascii="Avenir Next" w:hAnsi="Avenir Next" w:cs="Avenir Next" w:eastAsia="Avenir Next"/>
                 <w:i/>
                 <w:color w:val="5A5F66"/>
-                <w:sz w:val="17"/>
+                <w:sz w:val="22"/>
                 <w:szCs w:val="17"/>
               </w:rPr>
               <w:t xml:space="preserve">Matching values support it; a property proves it.</w:t>
@@ -2678,7 +2682,7 @@
           </w:p>
           <w:p>
             <w:pPr>
-              <w:spacing w:before="0" w:after="0" w:line="60" w:lineRule="auto"/>
+              <w:spacing w:before="0" w:after="0" w:line="50" w:lineRule="exact"/>
             </w:pPr>
           </w:p>
           <w:tbl>
@@ -2747,7 +2751,7 @@
                 <w:rFonts w:ascii="Avenir Next" w:hAnsi="Avenir Next" w:cs="Avenir Next" w:eastAsia="Avenir Next"/>
                 <w:b/>
                 <w:color w:val="1A1A1A"/>
-                <w:sz w:val="18"/>
+                <w:sz w:val="22"/>
                 <w:szCs w:val="18"/>
               </w:rPr>
               <w:t xml:space="preserve">Values</w:t>
@@ -2767,12 +2771,12 @@
     </w:tbl>
     <w:p>
       <w:pPr>
-        <w:spacing w:before="0" w:after="0" w:line="20" w:lineRule="exact"/>
+        <w:spacing w:before="0" w:after="0" w:line="50" w:lineRule="exact"/>
       </w:pPr>
     </w:p>
     <w:p>
       <w:pPr>
-        <w:spacing w:before="0" w:after="0" w:line="20" w:lineRule="exact"/>
+        <w:spacing w:before="0" w:after="0" w:line="50" w:lineRule="exact"/>
       </w:pPr>
     </w:p>
     <w:tbl>
@@ -2822,18 +2826,18 @@
                 <w:rFonts w:ascii="Avenir Next" w:hAnsi="Avenir Next" w:cs="Avenir Next" w:eastAsia="Avenir Next"/>
                 <w:b/>
                 <w:color w:val="1A1A1A"/>
+                <w:sz w:val="22"/>
+                <w:szCs w:val="20"/>
+              </w:rPr>
+              <w:t xml:space="preserve">7.</w:t>
+            </w:r>
+            <w:r>
+              <w:rPr>
+                <w:rFonts w:ascii="Avenir Next" w:hAnsi="Avenir Next" w:cs="Avenir Next" w:eastAsia="Avenir Next"/>
+                <w:color w:val="1A1A1A"/>
                 <w:sz w:val="20"/>
                 <w:szCs w:val="20"/>
               </w:rPr>
-              <w:t xml:space="preserve">7.</w:t>
-            </w:r>
-            <w:r>
-              <w:rPr>
-                <w:rFonts w:ascii="Avenir Next" w:hAnsi="Avenir Next" w:cs="Avenir Next" w:eastAsia="Avenir Next"/>
-                <w:color w:val="1A1A1A"/>
-                <w:sz w:val="20"/>
-                <w:szCs w:val="20"/>
-              </w:rPr>
               <w:tab/>
             </w:r>
             <w:r>
@@ -2841,7 +2845,7 @@
                 <w:rFonts w:ascii="Avenir Next" w:hAnsi="Avenir Next" w:cs="Avenir Next" w:eastAsia="Avenir Next"/>
                 <w:b/>
                 <w:color w:val="1A1A1A"/>
-                <w:sz w:val="20"/>
+                <w:sz w:val="22"/>
                 <w:szCs w:val="20"/>
               </w:rPr>
               <w:t xml:space="preserve">Lila’s Claim.  </w:t>
@@ -2850,7 +2854,7 @@
               <w:rPr>
                 <w:rFonts w:ascii="Avenir Next" w:hAnsi="Avenir Next" w:cs="Avenir Next" w:eastAsia="Avenir Next"/>
                 <w:color w:val="1A1A1A"/>
-                <w:sz w:val="20"/>
+                <w:sz w:val="22"/>
                 <w:szCs w:val="20"/>
               </w:rPr>
               <w:t xml:space="preserve">Lila says 15</w:t>
@@ -2860,7 +2864,7 @@
                 <w:rFonts w:ascii="Avenir Next" w:hAnsi="Avenir Next" w:cs="Avenir Next" w:eastAsia="Avenir Next"/>
                 <w:i/>
                 <w:color w:val="1A1A1A"/>
-                <w:sz w:val="20"/>
+                <w:sz w:val="22"/>
                 <w:szCs w:val="20"/>
               </w:rPr>
               <w:t xml:space="preserve">n</w:t>
@@ -2869,7 +2873,7 @@
               <w:rPr>
                 <w:rFonts w:ascii="Avenir Next" w:hAnsi="Avenir Next" w:cs="Avenir Next" w:eastAsia="Avenir Next"/>
                 <w:color w:val="1A1A1A"/>
-                <w:sz w:val="20"/>
+                <w:sz w:val="22"/>
                 <w:szCs w:val="20"/>
               </w:rPr>
               <w:t xml:space="preserve"> − 6</w:t>
@@ -2879,7 +2883,7 @@
                 <w:rFonts w:ascii="Avenir Next" w:hAnsi="Avenir Next" w:cs="Avenir Next" w:eastAsia="Avenir Next"/>
                 <w:i/>
                 <w:color w:val="1A1A1A"/>
-                <w:sz w:val="20"/>
+                <w:sz w:val="22"/>
                 <w:szCs w:val="20"/>
               </w:rPr>
               <w:t xml:space="preserve">n</w:t>
@@ -2888,7 +2892,7 @@
               <w:rPr>
                 <w:rFonts w:ascii="Avenir Next" w:hAnsi="Avenir Next" w:cs="Avenir Next" w:eastAsia="Avenir Next"/>
                 <w:color w:val="1A1A1A"/>
-                <w:sz w:val="20"/>
+                <w:sz w:val="22"/>
                 <w:szCs w:val="20"/>
               </w:rPr>
               <w:t xml:space="preserve"> and 9 are equivalent because 15 − 6 = 9. Test </w:t>
@@ -2898,7 +2902,7 @@
                 <w:rFonts w:ascii="Avenir Next" w:hAnsi="Avenir Next" w:cs="Avenir Next" w:eastAsia="Avenir Next"/>
                 <w:i/>
                 <w:color w:val="1A1A1A"/>
-                <w:sz w:val="20"/>
+                <w:sz w:val="22"/>
                 <w:szCs w:val="20"/>
               </w:rPr>
               <w:t xml:space="preserve">n</w:t>
@@ -2907,7 +2911,7 @@
               <w:rPr>
                 <w:rFonts w:ascii="Avenir Next" w:hAnsi="Avenir Next" w:cs="Avenir Next" w:eastAsia="Avenir Next"/>
                 <w:color w:val="1A1A1A"/>
-                <w:sz w:val="20"/>
+                <w:sz w:val="22"/>
                 <w:szCs w:val="20"/>
               </w:rPr>
               <w:t xml:space="preserve"> = 4 to justify or correct her claim.</w:t>
@@ -2924,7 +2928,7 @@
                 <w:rFonts w:ascii="Avenir Next" w:hAnsi="Avenir Next" w:cs="Avenir Next" w:eastAsia="Avenir Next"/>
                 <w:b/>
                 <w:color w:val="003A70"/>
-                <w:sz w:val="17"/>
+                <w:sz w:val="22"/>
                 <w:szCs w:val="17"/>
               </w:rPr>
               <w:t xml:space="preserve">Hint  </w:t>
@@ -2934,7 +2938,7 @@
                 <w:rFonts w:ascii="Avenir Next" w:hAnsi="Avenir Next" w:cs="Avenir Next" w:eastAsia="Avenir Next"/>
                 <w:i/>
                 <w:color w:val="5A5F66"/>
-                <w:sz w:val="17"/>
+                <w:sz w:val="22"/>
                 <w:szCs w:val="17"/>
               </w:rPr>
               <w:t xml:space="preserve">Subtracting coefficients leaves a term that still has </w:t>
@@ -2944,7 +2948,7 @@
                 <w:rFonts w:ascii="Avenir Next" w:hAnsi="Avenir Next" w:cs="Avenir Next" w:eastAsia="Avenir Next"/>
                 <w:i/>
                 <w:color w:val="5A5F66"/>
-                <w:sz w:val="17"/>
+                <w:sz w:val="22"/>
                 <w:szCs w:val="17"/>
               </w:rPr>
               <w:t xml:space="preserve">n</w:t>
@@ -2954,7 +2958,7 @@
                 <w:rFonts w:ascii="Avenir Next" w:hAnsi="Avenir Next" w:cs="Avenir Next" w:eastAsia="Avenir Next"/>
                 <w:i/>
                 <w:color w:val="5A5F66"/>
-                <w:sz w:val="17"/>
+                <w:sz w:val="22"/>
                 <w:szCs w:val="17"/>
               </w:rPr>
               <w:t xml:space="preserve">.</w:t>
@@ -2962,7 +2966,7 @@
           </w:p>
           <w:p>
             <w:pPr>
-              <w:spacing w:before="0" w:after="0" w:line="60" w:lineRule="auto"/>
+              <w:spacing w:before="0" w:after="0" w:line="50" w:lineRule="exact"/>
             </w:pPr>
           </w:p>
           <w:tbl>
@@ -3031,7 +3035,7 @@
                 <w:rFonts w:ascii="Avenir Next" w:hAnsi="Avenir Next" w:cs="Avenir Next" w:eastAsia="Avenir Next"/>
                 <w:b/>
                 <w:color w:val="1A1A1A"/>
-                <w:sz w:val="18"/>
+                <w:sz w:val="22"/>
                 <w:szCs w:val="18"/>
               </w:rPr>
               <w:t xml:space="preserve">Values</w:t>
@@ -3051,12 +3055,12 @@
     </w:tbl>
     <w:p>
       <w:pPr>
-        <w:spacing w:before="0" w:after="0" w:line="20" w:lineRule="exact"/>
+        <w:spacing w:before="0" w:after="0" w:line="50" w:lineRule="exact"/>
       </w:pPr>
     </w:p>
     <w:p>
       <w:pPr>
-        <w:spacing w:before="0" w:after="0" w:line="20" w:lineRule="exact"/>
+        <w:spacing w:before="0" w:after="0" w:line="50" w:lineRule="exact"/>
       </w:pPr>
     </w:p>
     <w:tbl>
@@ -3106,18 +3110,18 @@
                 <w:rFonts w:ascii="Avenir Next" w:hAnsi="Avenir Next" w:cs="Avenir Next" w:eastAsia="Avenir Next"/>
                 <w:b/>
                 <w:color w:val="1A1A1A"/>
+                <w:sz w:val="22"/>
+                <w:szCs w:val="20"/>
+              </w:rPr>
+              <w:t xml:space="preserve">8.</w:t>
+            </w:r>
+            <w:r>
+              <w:rPr>
+                <w:rFonts w:ascii="Avenir Next" w:hAnsi="Avenir Next" w:cs="Avenir Next" w:eastAsia="Avenir Next"/>
+                <w:color w:val="1A1A1A"/>
                 <w:sz w:val="20"/>
                 <w:szCs w:val="20"/>
               </w:rPr>
-              <w:t xml:space="preserve">8.</w:t>
-            </w:r>
-            <w:r>
-              <w:rPr>
-                <w:rFonts w:ascii="Avenir Next" w:hAnsi="Avenir Next" w:cs="Avenir Next" w:eastAsia="Avenir Next"/>
-                <w:color w:val="1A1A1A"/>
-                <w:sz w:val="20"/>
-                <w:szCs w:val="20"/>
-              </w:rPr>
               <w:tab/>
             </w:r>
             <w:r>
@@ -3125,7 +3129,7 @@
                 <w:rFonts w:ascii="Avenir Next" w:hAnsi="Avenir Next" w:cs="Avenir Next" w:eastAsia="Avenir Next"/>
                 <w:b/>
                 <w:color w:val="1A1A1A"/>
-                <w:sz w:val="20"/>
+                <w:sz w:val="22"/>
                 <w:szCs w:val="20"/>
               </w:rPr>
               <w:t xml:space="preserve">Three Expressions.  </w:t>
@@ -3134,7 +3138,7 @@
               <w:rPr>
                 <w:rFonts w:ascii="Avenir Next" w:hAnsi="Avenir Next" w:cs="Avenir Next" w:eastAsia="Avenir Next"/>
                 <w:color w:val="1A1A1A"/>
-                <w:sz w:val="20"/>
+                <w:sz w:val="22"/>
                 <w:szCs w:val="20"/>
               </w:rPr>
               <w:t xml:space="preserve">Use 2(</w:t>
@@ -3144,7 +3148,7 @@
                 <w:rFonts w:ascii="Avenir Next" w:hAnsi="Avenir Next" w:cs="Avenir Next" w:eastAsia="Avenir Next"/>
                 <w:i/>
                 <w:color w:val="1A1A1A"/>
-                <w:sz w:val="20"/>
+                <w:sz w:val="22"/>
                 <w:szCs w:val="20"/>
               </w:rPr>
               <w:t xml:space="preserve">k</w:t>
@@ -3153,7 +3157,7 @@
               <w:rPr>
                 <w:rFonts w:ascii="Avenir Next" w:hAnsi="Avenir Next" w:cs="Avenir Next" w:eastAsia="Avenir Next"/>
                 <w:color w:val="1A1A1A"/>
-                <w:sz w:val="20"/>
+                <w:sz w:val="22"/>
                 <w:szCs w:val="20"/>
               </w:rPr>
               <w:t xml:space="preserve"> + 5), 2</w:t>
@@ -3163,7 +3167,7 @@
                 <w:rFonts w:ascii="Avenir Next" w:hAnsi="Avenir Next" w:cs="Avenir Next" w:eastAsia="Avenir Next"/>
                 <w:i/>
                 <w:color w:val="1A1A1A"/>
-                <w:sz w:val="20"/>
+                <w:sz w:val="22"/>
                 <w:szCs w:val="20"/>
               </w:rPr>
               <w:t xml:space="preserve">k</w:t>
@@ -3172,7 +3176,7 @@
               <w:rPr>
                 <w:rFonts w:ascii="Avenir Next" w:hAnsi="Avenir Next" w:cs="Avenir Next" w:eastAsia="Avenir Next"/>
                 <w:color w:val="1A1A1A"/>
-                <w:sz w:val="20"/>
+                <w:sz w:val="22"/>
                 <w:szCs w:val="20"/>
               </w:rPr>
               <w:t xml:space="preserve"> + 10 and 2</w:t>
@@ -3182,7 +3186,7 @@
                 <w:rFonts w:ascii="Avenir Next" w:hAnsi="Avenir Next" w:cs="Avenir Next" w:eastAsia="Avenir Next"/>
                 <w:i/>
                 <w:color w:val="1A1A1A"/>
-                <w:sz w:val="20"/>
+                <w:sz w:val="22"/>
                 <w:szCs w:val="20"/>
               </w:rPr>
               <w:t xml:space="preserve">k</w:t>
@@ -3191,7 +3195,7 @@
               <w:rPr>
                 <w:rFonts w:ascii="Avenir Next" w:hAnsi="Avenir Next" w:cs="Avenir Next" w:eastAsia="Avenir Next"/>
                 <w:color w:val="1A1A1A"/>
-                <w:sz w:val="20"/>
+                <w:sz w:val="22"/>
                 <w:szCs w:val="20"/>
               </w:rPr>
               <w:t xml:space="preserve"> + 5.</w:t>
@@ -3211,25 +3215,25 @@
                 <w:rFonts w:ascii="Avenir Next" w:hAnsi="Avenir Next" w:cs="Avenir Next" w:eastAsia="Avenir Next"/>
                 <w:b/>
                 <w:color w:val="003A70"/>
+                <w:sz w:val="22"/>
+                <w:szCs w:val="20"/>
+              </w:rPr>
+              <w:t xml:space="preserve">a.</w:t>
+            </w:r>
+            <w:r>
+              <w:rPr>
+                <w:rFonts w:ascii="Avenir Next" w:hAnsi="Avenir Next" w:cs="Avenir Next" w:eastAsia="Avenir Next"/>
+                <w:color w:val="1A1A1A"/>
                 <w:sz w:val="20"/>
                 <w:szCs w:val="20"/>
               </w:rPr>
-              <w:t xml:space="preserve">a.</w:t>
-            </w:r>
-            <w:r>
-              <w:rPr>
-                <w:rFonts w:ascii="Avenir Next" w:hAnsi="Avenir Next" w:cs="Avenir Next" w:eastAsia="Avenir Next"/>
-                <w:color w:val="1A1A1A"/>
-                <w:sz w:val="20"/>
-                <w:szCs w:val="20"/>
-              </w:rPr>
               <w:tab/>
             </w:r>
             <w:r>
               <w:rPr>
                 <w:rFonts w:ascii="Avenir Next" w:hAnsi="Avenir Next" w:cs="Avenir Next" w:eastAsia="Avenir Next"/>
                 <w:color w:val="1A1A1A"/>
-                <w:sz w:val="20"/>
+                <w:sz w:val="22"/>
                 <w:szCs w:val="20"/>
               </w:rPr>
               <w:t xml:space="preserve">Evaluate all three when </w:t>
@@ -3239,7 +3243,7 @@
                 <w:rFonts w:ascii="Avenir Next" w:hAnsi="Avenir Next" w:cs="Avenir Next" w:eastAsia="Avenir Next"/>
                 <w:i/>
                 <w:color w:val="1A1A1A"/>
-                <w:sz w:val="20"/>
+                <w:sz w:val="22"/>
                 <w:szCs w:val="20"/>
               </w:rPr>
               <w:t xml:space="preserve">k</w:t>
@@ -3248,7 +3252,7 @@
               <w:rPr>
                 <w:rFonts w:ascii="Avenir Next" w:hAnsi="Avenir Next" w:cs="Avenir Next" w:eastAsia="Avenir Next"/>
                 <w:color w:val="1A1A1A"/>
-                <w:sz w:val="20"/>
+                <w:sz w:val="22"/>
                 <w:szCs w:val="20"/>
               </w:rPr>
               <w:t xml:space="preserve"> = 3.</w:t>
@@ -3287,25 +3291,25 @@
                 <w:rFonts w:ascii="Avenir Next" w:hAnsi="Avenir Next" w:cs="Avenir Next" w:eastAsia="Avenir Next"/>
                 <w:b/>
                 <w:color w:val="003A70"/>
+                <w:sz w:val="22"/>
+                <w:szCs w:val="20"/>
+              </w:rPr>
+              <w:t xml:space="preserve">b.</w:t>
+            </w:r>
+            <w:r>
+              <w:rPr>
+                <w:rFonts w:ascii="Avenir Next" w:hAnsi="Avenir Next" w:cs="Avenir Next" w:eastAsia="Avenir Next"/>
+                <w:color w:val="1A1A1A"/>
                 <w:sz w:val="20"/>
                 <w:szCs w:val="20"/>
               </w:rPr>
-              <w:t xml:space="preserve">b.</w:t>
-            </w:r>
-            <w:r>
-              <w:rPr>
-                <w:rFonts w:ascii="Avenir Next" w:hAnsi="Avenir Next" w:cs="Avenir Next" w:eastAsia="Avenir Next"/>
-                <w:color w:val="1A1A1A"/>
-                <w:sz w:val="20"/>
-                <w:szCs w:val="20"/>
-              </w:rPr>
               <w:tab/>
             </w:r>
             <w:r>
               <w:rPr>
                 <w:rFonts w:ascii="Avenir Next" w:hAnsi="Avenir Next" w:cs="Avenir Next" w:eastAsia="Avenir Next"/>
                 <w:color w:val="1A1A1A"/>
-                <w:sz w:val="20"/>
+                <w:sz w:val="22"/>
                 <w:szCs w:val="20"/>
               </w:rPr>
               <w:t xml:space="preserve">Which two are equivalent?</w:t>
@@ -3344,25 +3348,25 @@
                 <w:rFonts w:ascii="Avenir Next" w:hAnsi="Avenir Next" w:cs="Avenir Next" w:eastAsia="Avenir Next"/>
                 <w:b/>
                 <w:color w:val="003A70"/>
+                <w:sz w:val="22"/>
+                <w:szCs w:val="20"/>
+              </w:rPr>
+              <w:t xml:space="preserve">c.</w:t>
+            </w:r>
+            <w:r>
+              <w:rPr>
+                <w:rFonts w:ascii="Avenir Next" w:hAnsi="Avenir Next" w:cs="Avenir Next" w:eastAsia="Avenir Next"/>
+                <w:color w:val="1A1A1A"/>
                 <w:sz w:val="20"/>
                 <w:szCs w:val="20"/>
               </w:rPr>
-              <w:t xml:space="preserve">c.</w:t>
-            </w:r>
-            <w:r>
-              <w:rPr>
-                <w:rFonts w:ascii="Avenir Next" w:hAnsi="Avenir Next" w:cs="Avenir Next" w:eastAsia="Avenir Next"/>
-                <w:color w:val="1A1A1A"/>
-                <w:sz w:val="20"/>
-                <w:szCs w:val="20"/>
-              </w:rPr>
               <w:tab/>
             </w:r>
             <w:r>
               <w:rPr>
                 <w:rFonts w:ascii="Avenir Next" w:hAnsi="Avenir Next" w:cs="Avenir Next" w:eastAsia="Avenir Next"/>
                 <w:color w:val="1A1A1A"/>
-                <w:sz w:val="20"/>
+                <w:sz w:val="22"/>
                 <w:szCs w:val="20"/>
               </w:rPr>
               <w:t xml:space="preserve">Justify with a property, not a test value.</w:t>
@@ -3392,11 +3396,12 @@
     </w:tbl>
     <w:p>
       <w:pPr>
-        <w:spacing w:before="0" w:after="0" w:line="20" w:lineRule="exact"/>
+        <w:spacing w:before="0" w:after="0" w:line="50" w:lineRule="exact"/>
       </w:pPr>
     </w:p>
     <w:p>
       <w:pPr>
+        <w:pStyle w:val="Heading2"/>
         <w:keepNext/>
         <w:pBdr>
           <w:bottom w:val="single" w:sz="8" w:space="3" w:color="003A70"/>
@@ -3412,7 +3417,7 @@
           <w:b/>
           <w:color w:val="003A70"/>
           <w:spacing w:val="14"/>
-          <w:sz w:val="19"/>
+          <w:sz w:val="22"/>
           <w:szCs w:val="19"/>
         </w:rPr>
         <w:t xml:space="preserve">FIND THE ERROR</w:t>
@@ -3431,7 +3436,7 @@
           <w:rFonts w:ascii="Avenir Next" w:hAnsi="Avenir Next" w:cs="Avenir Next" w:eastAsia="Avenir Next"/>
           <w:i/>
           <w:color w:val="5A5F66"/>
-          <w:sz w:val="17"/>
+          <w:sz w:val="22"/>
           <w:szCs w:val="17"/>
         </w:rPr>
         <w:t xml:space="preserve">explain the mistake, then fix it</w:t>
@@ -3439,7 +3444,7 @@
     </w:p>
     <w:p>
       <w:pPr>
-        <w:spacing w:before="0" w:after="0" w:line="20" w:lineRule="exact"/>
+        <w:spacing w:before="0" w:after="0" w:line="50" w:lineRule="exact"/>
       </w:pPr>
     </w:p>
     <w:tbl>
@@ -3489,18 +3494,18 @@
                 <w:rFonts w:ascii="Avenir Next" w:hAnsi="Avenir Next" w:cs="Avenir Next" w:eastAsia="Avenir Next"/>
                 <w:b/>
                 <w:color w:val="1A1A1A"/>
+                <w:sz w:val="22"/>
+                <w:szCs w:val="20"/>
+              </w:rPr>
+              <w:t xml:space="preserve">9.</w:t>
+            </w:r>
+            <w:r>
+              <w:rPr>
+                <w:rFonts w:ascii="Avenir Next" w:hAnsi="Avenir Next" w:cs="Avenir Next" w:eastAsia="Avenir Next"/>
+                <w:color w:val="1A1A1A"/>
                 <w:sz w:val="20"/>
                 <w:szCs w:val="20"/>
               </w:rPr>
-              <w:t xml:space="preserve">9.</w:t>
-            </w:r>
-            <w:r>
-              <w:rPr>
-                <w:rFonts w:ascii="Avenir Next" w:hAnsi="Avenir Next" w:cs="Avenir Next" w:eastAsia="Avenir Next"/>
-                <w:color w:val="1A1A1A"/>
-                <w:sz w:val="20"/>
-                <w:szCs w:val="20"/>
-              </w:rPr>
               <w:tab/>
             </w:r>
             <w:r>
@@ -3508,7 +3513,7 @@
                 <w:rFonts w:ascii="Avenir Next" w:hAnsi="Avenir Next" w:cs="Avenir Next" w:eastAsia="Avenir Next"/>
                 <w:b/>
                 <w:color w:val="1A1A1A"/>
-                <w:sz w:val="20"/>
+                <w:sz w:val="22"/>
                 <w:szCs w:val="20"/>
               </w:rPr>
               <w:t xml:space="preserve">Priya’s Work.  </w:t>
@@ -3517,7 +3522,7 @@
               <w:rPr>
                 <w:rFonts w:ascii="Avenir Next" w:hAnsi="Avenir Next" w:cs="Avenir Next" w:eastAsia="Avenir Next"/>
                 <w:color w:val="1A1A1A"/>
-                <w:sz w:val="20"/>
+                <w:sz w:val="22"/>
                 <w:szCs w:val="20"/>
               </w:rPr>
               <w:t xml:space="preserve">Priya tested 4</w:t>
@@ -3527,7 +3532,7 @@
                 <w:rFonts w:ascii="Avenir Next" w:hAnsi="Avenir Next" w:cs="Avenir Next" w:eastAsia="Avenir Next"/>
                 <w:i/>
                 <w:color w:val="1A1A1A"/>
-                <w:sz w:val="20"/>
+                <w:sz w:val="22"/>
                 <w:szCs w:val="20"/>
               </w:rPr>
               <w:t xml:space="preserve">p</w:t>
@@ -3536,7 +3541,7 @@
               <w:rPr>
                 <w:rFonts w:ascii="Avenir Next" w:hAnsi="Avenir Next" w:cs="Avenir Next" w:eastAsia="Avenir Next"/>
                 <w:color w:val="1A1A1A"/>
-                <w:sz w:val="20"/>
+                <w:sz w:val="22"/>
                 <w:szCs w:val="20"/>
               </w:rPr>
               <w:t xml:space="preserve"> + 6 and 10</w:t>
@@ -3546,7 +3551,7 @@
                 <w:rFonts w:ascii="Avenir Next" w:hAnsi="Avenir Next" w:cs="Avenir Next" w:eastAsia="Avenir Next"/>
                 <w:i/>
                 <w:color w:val="1A1A1A"/>
-                <w:sz w:val="20"/>
+                <w:sz w:val="22"/>
                 <w:szCs w:val="20"/>
               </w:rPr>
               <w:t xml:space="preserve">p</w:t>
@@ -3555,7 +3560,7 @@
               <w:rPr>
                 <w:rFonts w:ascii="Avenir Next" w:hAnsi="Avenir Next" w:cs="Avenir Next" w:eastAsia="Avenir Next"/>
                 <w:color w:val="1A1A1A"/>
-                <w:sz w:val="20"/>
+                <w:sz w:val="22"/>
                 <w:szCs w:val="20"/>
               </w:rPr>
               <w:t xml:space="preserve"> using </w:t>
@@ -3565,7 +3570,7 @@
                 <w:rFonts w:ascii="Avenir Next" w:hAnsi="Avenir Next" w:cs="Avenir Next" w:eastAsia="Avenir Next"/>
                 <w:i/>
                 <w:color w:val="1A1A1A"/>
-                <w:sz w:val="20"/>
+                <w:sz w:val="22"/>
                 <w:szCs w:val="20"/>
               </w:rPr>
               <w:t xml:space="preserve">p</w:t>
@@ -3574,7 +3579,7 @@
               <w:rPr>
                 <w:rFonts w:ascii="Avenir Next" w:hAnsi="Avenir Next" w:cs="Avenir Next" w:eastAsia="Avenir Next"/>
                 <w:color w:val="1A1A1A"/>
-                <w:sz w:val="20"/>
+                <w:sz w:val="22"/>
                 <w:szCs w:val="20"/>
               </w:rPr>
               <w:t xml:space="preserve"> = 1. Both gave 10, so she said they are always equivalent. Explain her mistake. Test </w:t>
@@ -3584,7 +3589,7 @@
                 <w:rFonts w:ascii="Avenir Next" w:hAnsi="Avenir Next" w:cs="Avenir Next" w:eastAsia="Avenir Next"/>
                 <w:i/>
                 <w:color w:val="1A1A1A"/>
-                <w:sz w:val="20"/>
+                <w:sz w:val="22"/>
                 <w:szCs w:val="20"/>
               </w:rPr>
               <w:t xml:space="preserve">p</w:t>
@@ -3593,7 +3598,7 @@
               <w:rPr>
                 <w:rFonts w:ascii="Avenir Next" w:hAnsi="Avenir Next" w:cs="Avenir Next" w:eastAsia="Avenir Next"/>
                 <w:color w:val="1A1A1A"/>
-                <w:sz w:val="20"/>
+                <w:sz w:val="22"/>
                 <w:szCs w:val="20"/>
               </w:rPr>
               <w:t xml:space="preserve"> = 3.</w:t>
@@ -3639,7 +3644,7 @@
                 </w:tcPr>
                 <w:p>
                   <w:pPr>
-                    <w:spacing w:before="0" w:after="0" w:line="240" w:lineRule="auto"/>
+                    <w:spacing w:before="0" w:after="0" w:line="50" w:lineRule="exact"/>
                   </w:pPr>
                 </w:p>
               </w:tc>
@@ -3659,7 +3664,7 @@
                 </w:tcPr>
                 <w:p>
                   <w:pPr>
-                    <w:spacing w:before="0" w:after="0" w:line="240" w:lineRule="auto"/>
+                    <w:spacing w:before="0" w:after="0" w:line="50" w:lineRule="exact"/>
                   </w:pPr>
                 </w:p>
               </w:tc>
@@ -3679,7 +3684,7 @@
                 </w:tcPr>
                 <w:p>
                   <w:pPr>
-                    <w:spacing w:before="0" w:after="0" w:line="240" w:lineRule="auto"/>
+                    <w:spacing w:before="0" w:after="0" w:line="50" w:lineRule="exact"/>
                   </w:pPr>
                 </w:p>
               </w:tc>
@@ -3687,7 +3692,7 @@
           </w:tbl>
           <w:p>
             <w:pPr>
-              <w:spacing w:before="0" w:after="0" w:line="24" w:lineRule="auto"/>
+              <w:spacing w:before="0" w:after="0" w:line="50" w:lineRule="exact"/>
             </w:pPr>
           </w:p>
         </w:tc>
@@ -3695,11 +3700,12 @@
     </w:tbl>
     <w:p>
       <w:pPr>
-        <w:spacing w:before="0" w:after="0" w:line="20" w:lineRule="exact"/>
+        <w:spacing w:before="0" w:after="0" w:line="50" w:lineRule="exact"/>
       </w:pPr>
     </w:p>
     <w:p>
       <w:pPr>
+        <w:pStyle w:val="Heading2"/>
         <w:keepNext/>
         <w:pBdr>
           <w:bottom w:val="single" w:sz="8" w:space="3" w:color="003A70"/>
@@ -3715,7 +3721,7 @@
           <w:b/>
           <w:color w:val="003A70"/>
           <w:spacing w:val="14"/>
-          <w:sz w:val="19"/>
+          <w:sz w:val="22"/>
           <w:szCs w:val="19"/>
         </w:rPr>
         <w:t xml:space="preserve">TEST PRACTICE</w:t>
@@ -3734,7 +3740,7 @@
           <w:rFonts w:ascii="Avenir Next" w:hAnsi="Avenir Next" w:cs="Avenir Next" w:eastAsia="Avenir Next"/>
           <w:i/>
           <w:color w:val="5A5F66"/>
-          <w:sz w:val="17"/>
+          <w:sz w:val="22"/>
           <w:szCs w:val="17"/>
         </w:rPr>
         <w:t xml:space="preserve">choose the best answer</w:t>
@@ -3742,7 +3748,7 @@
     </w:p>
     <w:p>
       <w:pPr>
-        <w:spacing w:before="0" w:after="0" w:line="20" w:lineRule="exact"/>
+        <w:spacing w:before="0" w:after="0" w:line="50" w:lineRule="exact"/>
       </w:pPr>
     </w:p>
     <w:tbl>
@@ -3792,25 +3798,25 @@
                 <w:rFonts w:ascii="Avenir Next" w:hAnsi="Avenir Next" w:cs="Avenir Next" w:eastAsia="Avenir Next"/>
                 <w:b/>
                 <w:color w:val="1A1A1A"/>
+                <w:sz w:val="22"/>
+                <w:szCs w:val="20"/>
+              </w:rPr>
+              <w:t xml:space="preserve">10.</w:t>
+            </w:r>
+            <w:r>
+              <w:rPr>
+                <w:rFonts w:ascii="Avenir Next" w:hAnsi="Avenir Next" w:cs="Avenir Next" w:eastAsia="Avenir Next"/>
+                <w:color w:val="1A1A1A"/>
                 <w:sz w:val="20"/>
                 <w:szCs w:val="20"/>
               </w:rPr>
-              <w:t xml:space="preserve">10.</w:t>
-            </w:r>
-            <w:r>
-              <w:rPr>
-                <w:rFonts w:ascii="Avenir Next" w:hAnsi="Avenir Next" w:cs="Avenir Next" w:eastAsia="Avenir Next"/>
-                <w:color w:val="1A1A1A"/>
-                <w:sz w:val="20"/>
-                <w:szCs w:val="20"/>
-              </w:rPr>
               <w:tab/>
             </w:r>
             <w:r>
               <w:rPr>
                 <w:rFonts w:ascii="Avenir Next" w:hAnsi="Avenir Next" w:cs="Avenir Next" w:eastAsia="Avenir Next"/>
                 <w:color w:val="1A1A1A"/>
-                <w:sz w:val="20"/>
+                <w:sz w:val="22"/>
                 <w:szCs w:val="20"/>
               </w:rPr>
               <w:t xml:space="preserve">One matching test value is —</w:t>
@@ -3864,7 +3870,7 @@
                       <w:rFonts w:ascii="Avenir Next" w:hAnsi="Avenir Next" w:cs="Avenir Next" w:eastAsia="Avenir Next"/>
                       <w:b/>
                       <w:color w:val="003A70"/>
-                      <w:sz w:val="19"/>
+                      <w:sz w:val="22"/>
                       <w:szCs w:val="19"/>
                     </w:rPr>
                     <w:t xml:space="preserve">A</w:t>
@@ -3882,7 +3888,7 @@
                     <w:rPr>
                       <w:rFonts w:ascii="Avenir Next" w:hAnsi="Avenir Next" w:cs="Avenir Next" w:eastAsia="Avenir Next"/>
                       <w:color w:val="1A1A1A"/>
-                      <w:sz w:val="19"/>
+                      <w:sz w:val="22"/>
                       <w:szCs w:val="19"/>
                     </w:rPr>
                     <w:t xml:space="preserve">not enough to prove equivalence</w:t>
@@ -3907,7 +3913,7 @@
                       <w:rFonts w:ascii="Avenir Next" w:hAnsi="Avenir Next" w:cs="Avenir Next" w:eastAsia="Avenir Next"/>
                       <w:b/>
                       <w:color w:val="003A70"/>
-                      <w:sz w:val="19"/>
+                      <w:sz w:val="22"/>
                       <w:szCs w:val="19"/>
                     </w:rPr>
                     <w:t xml:space="preserve">B</w:t>
@@ -3925,7 +3931,7 @@
                     <w:rPr>
                       <w:rFonts w:ascii="Avenir Next" w:hAnsi="Avenir Next" w:cs="Avenir Next" w:eastAsia="Avenir Next"/>
                       <w:color w:val="1A1A1A"/>
-                      <w:sz w:val="19"/>
+                      <w:sz w:val="22"/>
                       <w:szCs w:val="19"/>
                     </w:rPr>
                     <w:t xml:space="preserve">enough to prove equivalence</w:t>
@@ -3955,7 +3961,7 @@
                       <w:rFonts w:ascii="Avenir Next" w:hAnsi="Avenir Next" w:cs="Avenir Next" w:eastAsia="Avenir Next"/>
                       <w:b/>
                       <w:color w:val="003A70"/>
-                      <w:sz w:val="19"/>
+                      <w:sz w:val="22"/>
                       <w:szCs w:val="19"/>
                     </w:rPr>
                     <w:t xml:space="preserve">C</w:t>
@@ -3973,7 +3979,7 @@
                     <w:rPr>
                       <w:rFonts w:ascii="Avenir Next" w:hAnsi="Avenir Next" w:cs="Avenir Next" w:eastAsia="Avenir Next"/>
                       <w:color w:val="1A1A1A"/>
-                      <w:sz w:val="19"/>
+                      <w:sz w:val="22"/>
                       <w:szCs w:val="19"/>
                     </w:rPr>
                     <w:t xml:space="preserve">a counterexample</w:t>
@@ -3998,7 +4004,7 @@
                       <w:rFonts w:ascii="Avenir Next" w:hAnsi="Avenir Next" w:cs="Avenir Next" w:eastAsia="Avenir Next"/>
                       <w:b/>
                       <w:color w:val="003A70"/>
-                      <w:sz w:val="19"/>
+                      <w:sz w:val="22"/>
                       <w:szCs w:val="19"/>
                     </w:rPr>
                     <w:t xml:space="preserve">D</w:t>
@@ -4016,7 +4022,7 @@
                     <w:rPr>
                       <w:rFonts w:ascii="Avenir Next" w:hAnsi="Avenir Next" w:cs="Avenir Next" w:eastAsia="Avenir Next"/>
                       <w:color w:val="1A1A1A"/>
-                      <w:sz w:val="19"/>
+                      <w:sz w:val="22"/>
                       <w:szCs w:val="19"/>
                     </w:rPr>
                     <w:t xml:space="preserve">always wrong</w:t>
@@ -4027,7 +4033,7 @@
           </w:tbl>
           <w:p>
             <w:pPr>
-              <w:spacing w:before="0" w:after="0" w:line="24" w:lineRule="auto"/>
+              <w:spacing w:before="0" w:after="0" w:line="50" w:lineRule="exact"/>
             </w:pPr>
           </w:p>
         </w:tc>
@@ -4035,12 +4041,12 @@
     </w:tbl>
     <w:p>
       <w:pPr>
-        <w:spacing w:before="0" w:after="0" w:line="20" w:lineRule="exact"/>
+        <w:spacing w:before="0" w:after="0" w:line="50" w:lineRule="exact"/>
       </w:pPr>
     </w:p>
     <w:p>
       <w:pPr>
-        <w:spacing w:before="0" w:after="0" w:line="20" w:lineRule="exact"/>
+        <w:spacing w:before="0" w:after="0" w:line="50" w:lineRule="exact"/>
       </w:pPr>
     </w:p>
     <w:tbl>
@@ -4090,25 +4096,25 @@
                 <w:rFonts w:ascii="Avenir Next" w:hAnsi="Avenir Next" w:cs="Avenir Next" w:eastAsia="Avenir Next"/>
                 <w:b/>
                 <w:color w:val="1A1A1A"/>
+                <w:sz w:val="22"/>
+                <w:szCs w:val="20"/>
+              </w:rPr>
+              <w:t xml:space="preserve">11.</w:t>
+            </w:r>
+            <w:r>
+              <w:rPr>
+                <w:rFonts w:ascii="Avenir Next" w:hAnsi="Avenir Next" w:cs="Avenir Next" w:eastAsia="Avenir Next"/>
+                <w:color w:val="1A1A1A"/>
                 <w:sz w:val="20"/>
                 <w:szCs w:val="20"/>
               </w:rPr>
-              <w:t xml:space="preserve">11.</w:t>
-            </w:r>
-            <w:r>
-              <w:rPr>
-                <w:rFonts w:ascii="Avenir Next" w:hAnsi="Avenir Next" w:cs="Avenir Next" w:eastAsia="Avenir Next"/>
-                <w:color w:val="1A1A1A"/>
-                <w:sz w:val="20"/>
-                <w:szCs w:val="20"/>
-              </w:rPr>
               <w:tab/>
             </w:r>
             <w:r>
               <w:rPr>
                 <w:rFonts w:ascii="Avenir Next" w:hAnsi="Avenir Next" w:cs="Avenir Next" w:eastAsia="Avenir Next"/>
                 <w:color w:val="1A1A1A"/>
-                <w:sz w:val="20"/>
+                <w:sz w:val="22"/>
                 <w:szCs w:val="20"/>
               </w:rPr>
               <w:t xml:space="preserve">5(</w:t>
@@ -4118,7 +4124,7 @@
                 <w:rFonts w:ascii="Avenir Next" w:hAnsi="Avenir Next" w:cs="Avenir Next" w:eastAsia="Avenir Next"/>
                 <w:i/>
                 <w:color w:val="1A1A1A"/>
-                <w:sz w:val="20"/>
+                <w:sz w:val="22"/>
                 <w:szCs w:val="20"/>
               </w:rPr>
               <w:t xml:space="preserve">a</w:t>
@@ -4127,7 +4133,7 @@
               <w:rPr>
                 <w:rFonts w:ascii="Avenir Next" w:hAnsi="Avenir Next" w:cs="Avenir Next" w:eastAsia="Avenir Next"/>
                 <w:color w:val="1A1A1A"/>
-                <w:sz w:val="20"/>
+                <w:sz w:val="22"/>
                 <w:szCs w:val="20"/>
               </w:rPr>
               <w:t xml:space="preserve"> + 2) is equivalent to —</w:t>
@@ -4183,7 +4189,7 @@
                       <w:rFonts w:ascii="Avenir Next" w:hAnsi="Avenir Next" w:cs="Avenir Next" w:eastAsia="Avenir Next"/>
                       <w:b/>
                       <w:color w:val="003A70"/>
-                      <w:sz w:val="19"/>
+                      <w:sz w:val="22"/>
                       <w:szCs w:val="19"/>
                     </w:rPr>
                     <w:t xml:space="preserve">A</w:t>
@@ -4201,7 +4207,7 @@
                     <w:rPr>
                       <w:rFonts w:ascii="Avenir Next" w:hAnsi="Avenir Next" w:cs="Avenir Next" w:eastAsia="Avenir Next"/>
                       <w:color w:val="1A1A1A"/>
-                      <w:sz w:val="19"/>
+                      <w:sz w:val="22"/>
                       <w:szCs w:val="19"/>
                     </w:rPr>
                     <w:t xml:space="preserve">5</w:t>
@@ -4211,7 +4217,7 @@
                       <w:rFonts w:ascii="Avenir Next" w:hAnsi="Avenir Next" w:cs="Avenir Next" w:eastAsia="Avenir Next"/>
                       <w:i/>
                       <w:color w:val="1A1A1A"/>
-                      <w:sz w:val="19"/>
+                      <w:sz w:val="22"/>
                       <w:szCs w:val="19"/>
                     </w:rPr>
                     <w:t xml:space="preserve">a</w:t>
@@ -4220,7 +4226,7 @@
                     <w:rPr>
                       <w:rFonts w:ascii="Avenir Next" w:hAnsi="Avenir Next" w:cs="Avenir Next" w:eastAsia="Avenir Next"/>
                       <w:color w:val="1A1A1A"/>
-                      <w:sz w:val="19"/>
+                      <w:sz w:val="22"/>
                       <w:szCs w:val="19"/>
                     </w:rPr>
                     <w:t xml:space="preserve"> + 2</w:t>
@@ -4245,7 +4251,7 @@
                       <w:rFonts w:ascii="Avenir Next" w:hAnsi="Avenir Next" w:cs="Avenir Next" w:eastAsia="Avenir Next"/>
                       <w:b/>
                       <w:color w:val="003A70"/>
-                      <w:sz w:val="19"/>
+                      <w:sz w:val="22"/>
                       <w:szCs w:val="19"/>
                     </w:rPr>
                     <w:t xml:space="preserve">B</w:t>
@@ -4263,7 +4269,7 @@
                     <w:rPr>
                       <w:rFonts w:ascii="Avenir Next" w:hAnsi="Avenir Next" w:cs="Avenir Next" w:eastAsia="Avenir Next"/>
                       <w:color w:val="1A1A1A"/>
-                      <w:sz w:val="19"/>
+                      <w:sz w:val="22"/>
                       <w:szCs w:val="19"/>
                     </w:rPr>
                     <w:t xml:space="preserve">5</w:t>
@@ -4273,7 +4279,7 @@
                       <w:rFonts w:ascii="Avenir Next" w:hAnsi="Avenir Next" w:cs="Avenir Next" w:eastAsia="Avenir Next"/>
                       <w:i/>
                       <w:color w:val="1A1A1A"/>
-                      <w:sz w:val="19"/>
+                      <w:sz w:val="22"/>
                       <w:szCs w:val="19"/>
                     </w:rPr>
                     <w:t xml:space="preserve">a</w:t>
@@ -4282,7 +4288,7 @@
                     <w:rPr>
                       <w:rFonts w:ascii="Avenir Next" w:hAnsi="Avenir Next" w:cs="Avenir Next" w:eastAsia="Avenir Next"/>
                       <w:color w:val="1A1A1A"/>
-                      <w:sz w:val="19"/>
+                      <w:sz w:val="22"/>
                       <w:szCs w:val="19"/>
                     </w:rPr>
                     <w:t xml:space="preserve"> + 10</w:t>
@@ -4307,7 +4313,7 @@
                       <w:rFonts w:ascii="Avenir Next" w:hAnsi="Avenir Next" w:cs="Avenir Next" w:eastAsia="Avenir Next"/>
                       <w:b/>
                       <w:color w:val="003A70"/>
-                      <w:sz w:val="19"/>
+                      <w:sz w:val="22"/>
                       <w:szCs w:val="19"/>
                     </w:rPr>
                     <w:t xml:space="preserve">C</w:t>
@@ -4326,7 +4332,7 @@
                       <w:rFonts w:ascii="Avenir Next" w:hAnsi="Avenir Next" w:cs="Avenir Next" w:eastAsia="Avenir Next"/>
                       <w:i/>
                       <w:color w:val="1A1A1A"/>
-                      <w:sz w:val="19"/>
+                      <w:sz w:val="22"/>
                       <w:szCs w:val="19"/>
                     </w:rPr>
                     <w:t xml:space="preserve">a</w:t>
@@ -4335,7 +4341,7 @@
                     <w:rPr>
                       <w:rFonts w:ascii="Avenir Next" w:hAnsi="Avenir Next" w:cs="Avenir Next" w:eastAsia="Avenir Next"/>
                       <w:color w:val="1A1A1A"/>
-                      <w:sz w:val="19"/>
+                      <w:sz w:val="22"/>
                       <w:szCs w:val="19"/>
                     </w:rPr>
                     <w:t xml:space="preserve"> + 10</w:t>
@@ -4360,7 +4366,7 @@
                       <w:rFonts w:ascii="Avenir Next" w:hAnsi="Avenir Next" w:cs="Avenir Next" w:eastAsia="Avenir Next"/>
                       <w:b/>
                       <w:color w:val="003A70"/>
-                      <w:sz w:val="19"/>
+                      <w:sz w:val="22"/>
                       <w:szCs w:val="19"/>
                     </w:rPr>
                     <w:t xml:space="preserve">D</w:t>
@@ -4378,7 +4384,7 @@
                     <w:rPr>
                       <w:rFonts w:ascii="Avenir Next" w:hAnsi="Avenir Next" w:cs="Avenir Next" w:eastAsia="Avenir Next"/>
                       <w:color w:val="1A1A1A"/>
-                      <w:sz w:val="19"/>
+                      <w:sz w:val="22"/>
                       <w:szCs w:val="19"/>
                     </w:rPr>
                     <w:t xml:space="preserve">7</w:t>
@@ -4388,7 +4394,7 @@
                       <w:rFonts w:ascii="Avenir Next" w:hAnsi="Avenir Next" w:cs="Avenir Next" w:eastAsia="Avenir Next"/>
                       <w:i/>
                       <w:color w:val="1A1A1A"/>
-                      <w:sz w:val="19"/>
+                      <w:sz w:val="22"/>
                       <w:szCs w:val="19"/>
                     </w:rPr>
                     <w:t xml:space="preserve">a</w:t>
@@ -4399,7 +4405,7 @@
           </w:tbl>
           <w:p>
             <w:pPr>
-              <w:spacing w:before="0" w:after="0" w:line="24" w:lineRule="auto"/>
+              <w:spacing w:before="0" w:after="0" w:line="50" w:lineRule="exact"/>
             </w:pPr>
           </w:p>
         </w:tc>
@@ -4407,11 +4413,12 @@
     </w:tbl>
     <w:p>
       <w:pPr>
-        <w:spacing w:before="0" w:after="0" w:line="20" w:lineRule="exact"/>
+        <w:spacing w:before="0" w:after="0" w:line="50" w:lineRule="exact"/>
       </w:pPr>
     </w:p>
     <w:p>
       <w:pPr>
+        <w:pStyle w:val="Heading2"/>
         <w:keepNext/>
         <w:pBdr>
           <w:bottom w:val="single" w:sz="8" w:space="3" w:color="003A70"/>
@@ -4427,7 +4434,7 @@
           <w:b/>
           <w:color w:val="003A70"/>
           <w:spacing w:val="14"/>
-          <w:sz w:val="19"/>
+          <w:sz w:val="22"/>
           <w:szCs w:val="19"/>
         </w:rPr>
         <w:t xml:space="preserve">SELF-CHECK CODE</w:t>
@@ -4446,7 +4453,7 @@
           <w:rFonts w:ascii="Avenir Next" w:hAnsi="Avenir Next" w:cs="Avenir Next" w:eastAsia="Avenir Next"/>
           <w:i/>
           <w:color w:val="5A5F66"/>
-          <w:sz w:val="17"/>
+          <w:sz w:val="22"/>
           <w:szCs w:val="17"/>
         </w:rPr>
         <w:t xml:space="preserve">find your answer · copy its letter into that problem’s box · spell a math word</w:t>
@@ -4505,7 +4512,7 @@
                 <w:rFonts w:ascii="Avenir Next" w:hAnsi="Avenir Next" w:cs="Avenir Next" w:eastAsia="Avenir Next"/>
                 <w:b/>
                 <w:color w:val="1A1A1A"/>
-                <w:sz w:val="18"/>
+                <w:sz w:val="22"/>
                 <w:szCs w:val="18"/>
               </w:rPr>
               <w:t xml:space="preserve">41</w:t>
@@ -4521,7 +4528,7 @@
                 <w:rFonts w:ascii="Avenir Next" w:hAnsi="Avenir Next" w:cs="Avenir Next" w:eastAsia="Avenir Next"/>
                 <w:b/>
                 <w:color w:val="003A70"/>
-                <w:sz w:val="18"/>
+                <w:sz w:val="22"/>
                 <w:szCs w:val="18"/>
               </w:rPr>
               <w:t xml:space="preserve">Q</w:t>
@@ -4544,7 +4551,7 @@
                 <w:rFonts w:ascii="Avenir Next" w:hAnsi="Avenir Next" w:cs="Avenir Next" w:eastAsia="Avenir Next"/>
                 <w:b/>
                 <w:color w:val="1A1A1A"/>
-                <w:sz w:val="18"/>
+                <w:sz w:val="22"/>
                 <w:szCs w:val="18"/>
               </w:rPr>
               <w:t xml:space="preserve">11</w:t>
@@ -4560,7 +4567,7 @@
                 <w:rFonts w:ascii="Avenir Next" w:hAnsi="Avenir Next" w:cs="Avenir Next" w:eastAsia="Avenir Next"/>
                 <w:b/>
                 <w:color w:val="003A70"/>
-                <w:sz w:val="18"/>
+                <w:sz w:val="22"/>
                 <w:szCs w:val="18"/>
               </w:rPr>
               <w:t xml:space="preserve">T</w:t>
@@ -4583,7 +4590,7 @@
                 <w:rFonts w:ascii="Avenir Next" w:hAnsi="Avenir Next" w:cs="Avenir Next" w:eastAsia="Avenir Next"/>
                 <w:b/>
                 <w:color w:val="1A1A1A"/>
-                <w:sz w:val="18"/>
+                <w:sz w:val="22"/>
                 <w:szCs w:val="18"/>
               </w:rPr>
               <w:t xml:space="preserve">36</w:t>
@@ -4599,7 +4606,7 @@
                 <w:rFonts w:ascii="Avenir Next" w:hAnsi="Avenir Next" w:cs="Avenir Next" w:eastAsia="Avenir Next"/>
                 <w:b/>
                 <w:color w:val="003A70"/>
-                <w:sz w:val="18"/>
+                <w:sz w:val="22"/>
                 <w:szCs w:val="18"/>
               </w:rPr>
               <w:t xml:space="preserve">N</w:t>
@@ -4622,7 +4629,7 @@
                 <w:rFonts w:ascii="Avenir Next" w:hAnsi="Avenir Next" w:cs="Avenir Next" w:eastAsia="Avenir Next"/>
                 <w:b/>
                 <w:color w:val="1A1A1A"/>
-                <w:sz w:val="18"/>
+                <w:sz w:val="22"/>
                 <w:szCs w:val="18"/>
               </w:rPr>
               <w:t xml:space="preserve">17</w:t>
@@ -4638,7 +4645,7 @@
                 <w:rFonts w:ascii="Avenir Next" w:hAnsi="Avenir Next" w:cs="Avenir Next" w:eastAsia="Avenir Next"/>
                 <w:b/>
                 <w:color w:val="003A70"/>
-                <w:sz w:val="18"/>
+                <w:sz w:val="22"/>
                 <w:szCs w:val="18"/>
               </w:rPr>
               <w:t xml:space="preserve">S</w:t>
@@ -4661,7 +4668,7 @@
                 <w:rFonts w:ascii="Avenir Next" w:hAnsi="Avenir Next" w:cs="Avenir Next" w:eastAsia="Avenir Next"/>
                 <w:b/>
                 <w:color w:val="1A1A1A"/>
-                <w:sz w:val="18"/>
+                <w:sz w:val="22"/>
                 <w:szCs w:val="18"/>
               </w:rPr>
               <w:t xml:space="preserve">20</w:t>
@@ -4677,7 +4684,7 @@
                 <w:rFonts w:ascii="Avenir Next" w:hAnsi="Avenir Next" w:cs="Avenir Next" w:eastAsia="Avenir Next"/>
                 <w:b/>
                 <w:color w:val="003A70"/>
-                <w:sz w:val="18"/>
+                <w:sz w:val="22"/>
                 <w:szCs w:val="18"/>
               </w:rPr>
               <w:t xml:space="preserve">N</w:t>
@@ -4700,7 +4707,7 @@
                 <w:rFonts w:ascii="Avenir Next" w:hAnsi="Avenir Next" w:cs="Avenir Next" w:eastAsia="Avenir Next"/>
                 <w:b/>
                 <w:color w:val="1A1A1A"/>
-                <w:sz w:val="18"/>
+                <w:sz w:val="22"/>
                 <w:szCs w:val="18"/>
               </w:rPr>
               <w:t xml:space="preserve">25</w:t>
@@ -4716,7 +4723,7 @@
                 <w:rFonts w:ascii="Avenir Next" w:hAnsi="Avenir Next" w:cs="Avenir Next" w:eastAsia="Avenir Next"/>
                 <w:b/>
                 <w:color w:val="003A70"/>
-                <w:sz w:val="18"/>
+                <w:sz w:val="22"/>
                 <w:szCs w:val="18"/>
               </w:rPr>
               <w:t xml:space="preserve">C</w:t>
@@ -4739,7 +4746,7 @@
                 <w:rFonts w:ascii="Avenir Next" w:hAnsi="Avenir Next" w:cs="Avenir Next" w:eastAsia="Avenir Next"/>
                 <w:b/>
                 <w:color w:val="1A1A1A"/>
-                <w:sz w:val="18"/>
+                <w:sz w:val="22"/>
                 <w:szCs w:val="18"/>
               </w:rPr>
               <w:t xml:space="preserve">44</w:t>
@@ -4755,7 +4762,7 @@
                 <w:rFonts w:ascii="Avenir Next" w:hAnsi="Avenir Next" w:cs="Avenir Next" w:eastAsia="Avenir Next"/>
                 <w:b/>
                 <w:color w:val="003A70"/>
-                <w:sz w:val="18"/>
+                <w:sz w:val="22"/>
                 <w:szCs w:val="18"/>
               </w:rPr>
               <w:t xml:space="preserve">A</w:t>
@@ -4778,7 +4785,7 @@
                 <w:rFonts w:ascii="Avenir Next" w:hAnsi="Avenir Next" w:cs="Avenir Next" w:eastAsia="Avenir Next"/>
                 <w:b/>
                 <w:color w:val="1A1A1A"/>
-                <w:sz w:val="18"/>
+                <w:sz w:val="22"/>
                 <w:szCs w:val="18"/>
               </w:rPr>
               <w:t xml:space="preserve">30</w:t>
@@ -4794,7 +4801,7 @@
                 <w:rFonts w:ascii="Avenir Next" w:hAnsi="Avenir Next" w:cs="Avenir Next" w:eastAsia="Avenir Next"/>
                 <w:b/>
                 <w:color w:val="003A70"/>
-                <w:sz w:val="18"/>
+                <w:sz w:val="22"/>
                 <w:szCs w:val="18"/>
               </w:rPr>
               <w:t xml:space="preserve">Z</w:t>
@@ -4817,7 +4824,7 @@
                 <w:rFonts w:ascii="Avenir Next" w:hAnsi="Avenir Next" w:cs="Avenir Next" w:eastAsia="Avenir Next"/>
                 <w:b/>
                 <w:color w:val="1A1A1A"/>
-                <w:sz w:val="18"/>
+                <w:sz w:val="22"/>
                 <w:szCs w:val="18"/>
               </w:rPr>
               <w:t xml:space="preserve">13</w:t>
@@ -4833,7 +4840,7 @@
                 <w:rFonts w:ascii="Avenir Next" w:hAnsi="Avenir Next" w:cs="Avenir Next" w:eastAsia="Avenir Next"/>
                 <w:b/>
                 <w:color w:val="003A70"/>
-                <w:sz w:val="18"/>
+                <w:sz w:val="22"/>
                 <w:szCs w:val="18"/>
               </w:rPr>
               <w:t xml:space="preserve">T</w:t>
@@ -4856,7 +4863,7 @@
                 <w:rFonts w:ascii="Avenir Next" w:hAnsi="Avenir Next" w:cs="Avenir Next" w:eastAsia="Avenir Next"/>
                 <w:b/>
                 <w:color w:val="1A1A1A"/>
-                <w:sz w:val="18"/>
+                <w:sz w:val="22"/>
                 <w:szCs w:val="18"/>
               </w:rPr>
               <w:t xml:space="preserve">61</w:t>
@@ -4872,7 +4879,7 @@
                 <w:rFonts w:ascii="Avenir Next" w:hAnsi="Avenir Next" w:cs="Avenir Next" w:eastAsia="Avenir Next"/>
                 <w:b/>
                 <w:color w:val="003A70"/>
-                <w:sz w:val="18"/>
+                <w:sz w:val="22"/>
                 <w:szCs w:val="18"/>
               </w:rPr>
               <w:t xml:space="preserve">O</w:t>
@@ -4883,7 +4890,7 @@
     </w:tbl>
     <w:p>
       <w:pPr>
-        <w:spacing w:before="0" w:after="0" w:line="60" w:lineRule="auto"/>
+        <w:spacing w:before="0" w:after="0" w:line="50" w:lineRule="exact"/>
       </w:pPr>
     </w:p>
     <w:tbl>
@@ -5094,7 +5101,7 @@
     </w:tbl>
     <w:p>
       <w:pPr>
-        <w:spacing w:before="0" w:after="0" w:line="40" w:lineRule="auto"/>
+        <w:spacing w:before="0" w:after="0" w:line="50" w:lineRule="exact"/>
       </w:pPr>
     </w:p>
     <w:tbl>
@@ -5136,6 +5143,7 @@
           </w:tcPr>
           <w:p>
             <w:pPr>
+              <w:pStyle w:val="Heading2"/>
               <w:spacing w:before="0" w:after="0" w:line="240" w:lineRule="auto"/>
             </w:pPr>
             <w:r>
@@ -5173,7 +5181,7 @@
               <w:rPr>
                 <w:rFonts w:ascii="Avenir Next" w:hAnsi="Avenir Next" w:cs="Avenir Next" w:eastAsia="Avenir Next"/>
                 <w:color w:val="1A1A1A"/>
-                <w:sz w:val="17"/>
+                <w:sz w:val="22"/>
                 <w:szCs w:val="17"/>
               </w:rPr>
               <w:t xml:space="preserve">  I can do this on my own</w:t>
@@ -5202,7 +5210,7 @@
               <w:rPr>
                 <w:rFonts w:ascii="Avenir Next" w:hAnsi="Avenir Next" w:cs="Avenir Next" w:eastAsia="Avenir Next"/>
                 <w:color w:val="1A1A1A"/>
-                <w:sz w:val="17"/>
+                <w:sz w:val="22"/>
                 <w:szCs w:val="17"/>
               </w:rPr>
               <w:t xml:space="preserve">  I need a little help</w:t>
@@ -5231,7 +5239,7 @@
               <w:rPr>
                 <w:rFonts w:ascii="Avenir Next" w:hAnsi="Avenir Next" w:cs="Avenir Next" w:eastAsia="Avenir Next"/>
                 <w:color w:val="1A1A1A"/>
-                <w:sz w:val="17"/>
+                <w:sz w:val="22"/>
                 <w:szCs w:val="17"/>
               </w:rPr>
               <w:t xml:space="preserve">  I have a question about #</w:t>
@@ -5252,7 +5260,7 @@
     </w:tbl>
     <w:p>
       <w:pPr>
-        <w:spacing w:before="0" w:after="0" w:line="20" w:lineRule="exact"/>
+        <w:spacing w:before="0" w:after="0" w:line="50" w:lineRule="exact"/>
       </w:pPr>
     </w:p>
     <w:sectPr>
@@ -5338,7 +5346,106 @@
               <w:sz w:val="15"/>
               <w:szCs w:val="15"/>
             </w:rPr>
-            <w:t xml:space="preserve">Lesson 6-6  ·  Session 2  ·  Practice Form B</w:t>
+            <w:t xml:space="preserve">6-6 · Page </w:t>
+          </w:r>
+          <w:r>
+            <w:rPr>
+              <w:rFonts w:ascii="Avenir Next" w:hAnsi="Avenir Next" w:cs="Avenir Next" w:eastAsia="Avenir Next"/>
+              <w:color w:val="5A5F66"/>
+              <w:sz w:val="15"/>
+              <w:szCs w:val="15"/>
+            </w:rPr>
+            <w:fldChar w:fldCharType="begin"/>
+          </w:r>
+          <w:r>
+            <w:rPr>
+              <w:rFonts w:ascii="Avenir Next" w:hAnsi="Avenir Next" w:cs="Avenir Next" w:eastAsia="Avenir Next"/>
+              <w:color w:val="5A5F66"/>
+              <w:sz w:val="15"/>
+              <w:szCs w:val="15"/>
+            </w:rPr>
+            <w:instrText xml:space="preserve"> PAGE </w:instrText>
+          </w:r>
+          <w:r>
+            <w:rPr>
+              <w:rFonts w:ascii="Avenir Next" w:hAnsi="Avenir Next" w:cs="Avenir Next" w:eastAsia="Avenir Next"/>
+              <w:color w:val="5A5F66"/>
+              <w:sz w:val="15"/>
+              <w:szCs w:val="15"/>
+            </w:rPr>
+            <w:fldChar w:fldCharType="separate"/>
+          </w:r>
+          <w:r>
+            <w:rPr>
+              <w:rFonts w:ascii="Avenir Next" w:hAnsi="Avenir Next" w:cs="Avenir Next" w:eastAsia="Avenir Next"/>
+              <w:color w:val="5A5F66"/>
+              <w:sz w:val="15"/>
+              <w:szCs w:val="15"/>
+            </w:rPr>
+            <w:t xml:space="preserve">1</w:t>
+          </w:r>
+          <w:r>
+            <w:rPr>
+              <w:rFonts w:ascii="Avenir Next" w:hAnsi="Avenir Next" w:cs="Avenir Next" w:eastAsia="Avenir Next"/>
+              <w:color w:val="5A5F66"/>
+              <w:sz w:val="15"/>
+              <w:szCs w:val="15"/>
+            </w:rPr>
+            <w:fldChar w:fldCharType="end"/>
+          </w:r>
+          <w:r>
+            <w:rPr>
+              <w:rFonts w:ascii="Avenir Next" w:hAnsi="Avenir Next" w:cs="Avenir Next" w:eastAsia="Avenir Next"/>
+              <w:color w:val="5A5F66"/>
+              <w:sz w:val="15"/>
+              <w:szCs w:val="15"/>
+            </w:rPr>
+            <w:t xml:space="preserve"> of </w:t>
+          </w:r>
+          <w:r>
+            <w:rPr>
+              <w:rFonts w:ascii="Avenir Next" w:hAnsi="Avenir Next" w:cs="Avenir Next" w:eastAsia="Avenir Next"/>
+              <w:color w:val="5A5F66"/>
+              <w:sz w:val="15"/>
+              <w:szCs w:val="15"/>
+            </w:rPr>
+            <w:fldChar w:fldCharType="begin"/>
+          </w:r>
+          <w:r>
+            <w:rPr>
+              <w:rFonts w:ascii="Avenir Next" w:hAnsi="Avenir Next" w:cs="Avenir Next" w:eastAsia="Avenir Next"/>
+              <w:color w:val="5A5F66"/>
+              <w:sz w:val="15"/>
+              <w:szCs w:val="15"/>
+            </w:rPr>
+            <w:instrText xml:space="preserve"> NUMPAGES </w:instrText>
+          </w:r>
+          <w:r>
+            <w:rPr>
+              <w:rFonts w:ascii="Avenir Next" w:hAnsi="Avenir Next" w:cs="Avenir Next" w:eastAsia="Avenir Next"/>
+              <w:color w:val="5A5F66"/>
+              <w:sz w:val="15"/>
+              <w:szCs w:val="15"/>
+            </w:rPr>
+            <w:fldChar w:fldCharType="separate"/>
+          </w:r>
+          <w:r>
+            <w:rPr>
+              <w:rFonts w:ascii="Avenir Next" w:hAnsi="Avenir Next" w:cs="Avenir Next" w:eastAsia="Avenir Next"/>
+              <w:color w:val="5A5F66"/>
+              <w:sz w:val="15"/>
+              <w:szCs w:val="15"/>
+            </w:rPr>
+            <w:t xml:space="preserve">1</w:t>
+          </w:r>
+          <w:r>
+            <w:rPr>
+              <w:rFonts w:ascii="Avenir Next" w:hAnsi="Avenir Next" w:cs="Avenir Next" w:eastAsia="Avenir Next"/>
+              <w:color w:val="5A5F66"/>
+              <w:sz w:val="15"/>
+              <w:szCs w:val="15"/>
+            </w:rPr>
+            <w:fldChar w:fldCharType="end"/>
           </w:r>
         </w:p>
       </w:tc>
@@ -5381,5 +5488,23 @@
       </w:tblCellMar>
     </w:tblPr>
   </w:style>
+  <w:style w:type="paragraph" w:styleId="Heading1">
+    <w:name w:val="heading 1"/>
+    <w:basedOn w:val="Normal"/>
+    <w:pPr>
+      <w:outlineLvl w:val="0"/>
+      <w:keepNext w:val="0"/>
+      <w:keepLines w:val="0"/>
+    </w:pPr>
+  </w:style>
+  <w:style w:type="paragraph" w:styleId="Heading2">
+    <w:name w:val="heading 2"/>
+    <w:basedOn w:val="Normal"/>
+    <w:pPr>
+      <w:outlineLvl w:val="1"/>
+      <w:keepNext w:val="0"/>
+      <w:keepLines w:val="0"/>
+    </w:pPr>
+  </w:style>
 </w:styles>
 </file>